--- a/2026-T3/B2-ICTSAD609-Plan_Monitor/2-Task2/611-Task2-section1.docx
+++ b/2026-T3/B2-ICTSAD609-Plan_Monitor/2-Task2/611-Task2-section1.docx
@@ -8828,6 +8828,121 @@
     </w:p>
     <w:p>
       <w:pPr>
+        <w:pStyle w:val="ListParagraph"/>
+        <w:rPr>
+          <w:rFonts w:ascii="Arial" w:hAnsi="Arial" w:cs="Arial"/>
+          <w:color w:val="000000" w:themeColor="text1"/>
+        </w:rPr>
+      </w:pPr>
+    </w:p>
+    <w:p>
+      <w:pPr>
+        <w:rPr>
+          <w:rFonts w:ascii="Arial" w:hAnsi="Arial" w:cs="Arial"/>
+          <w:b/>
+          <w:bCs/>
+          <w:color w:val="000000" w:themeColor="text1"/>
+        </w:rPr>
+      </w:pPr>
+      <w:r>
+        <w:rPr>
+          <w:rFonts w:ascii="Arial" w:hAnsi="Arial" w:cs="Arial"/>
+          <w:b/>
+          <w:bCs/>
+          <w:color w:val="000000" w:themeColor="text1"/>
+        </w:rPr>
+        <w:t>Feedback Summary:</w:t>
+      </w:r>
+    </w:p>
+    <w:p>
+      <w:pPr>
+        <w:rPr>
+          <w:rFonts w:ascii="Arial" w:hAnsi="Arial" w:cs="Arial"/>
+          <w:color w:val="000000" w:themeColor="text1"/>
+        </w:rPr>
+      </w:pPr>
+    </w:p>
+    <w:p>
+      <w:pPr>
+        <w:pStyle w:val="ListParagraph"/>
+        <w:numPr>
+          <w:ilvl w:val="0"/>
+          <w:numId w:val="20"/>
+        </w:numPr>
+        <w:rPr>
+          <w:rFonts w:ascii="Arial" w:hAnsi="Arial" w:cs="Arial"/>
+          <w:color w:val="000000" w:themeColor="text1"/>
+        </w:rPr>
+      </w:pPr>
+      <w:r>
+        <w:rPr>
+          <w:rFonts w:ascii="Arial" w:hAnsi="Arial" w:cs="Arial"/>
+          <w:color w:val="000000" w:themeColor="text1"/>
+        </w:rPr>
+        <w:t xml:space="preserve">Noah Jones (Operations Team Manager): Supports the move to bypass the production blockade in Hong Kong and fulfill pending orders, but warns of serious technical risks. It required that the business analysis establish exactly how order routing between the new manufacturers and </w:t>
+      </w:r>
+      <w:proofErr w:type="spellStart"/>
+      <w:r>
+        <w:rPr>
+          <w:rFonts w:ascii="Arial" w:hAnsi="Arial" w:cs="Arial"/>
+          <w:color w:val="000000" w:themeColor="text1"/>
+        </w:rPr>
+        <w:t>Worlducation's</w:t>
+      </w:r>
+      <w:proofErr w:type="spellEnd"/>
+      <w:r>
+        <w:rPr>
+          <w:rFonts w:ascii="Arial" w:hAnsi="Arial" w:cs="Arial"/>
+          <w:color w:val="000000" w:themeColor="text1"/>
+        </w:rPr>
+        <w:t xml:space="preserve"> ERP system will be mapped and automated. Likewise, he stressed that all parties must submit to the New Supplier Policy to guarantee minimum payment terms of 30 days.</w:t>
+      </w:r>
+      <w:r>
+        <w:rPr>
+          <w:rFonts w:ascii="Arial" w:hAnsi="Arial" w:cs="Arial"/>
+          <w:color w:val="000000" w:themeColor="text1"/>
+        </w:rPr>
+        <w:br/>
+      </w:r>
+    </w:p>
+    <w:p>
+      <w:pPr>
+        <w:pStyle w:val="ListParagraph"/>
+        <w:numPr>
+          <w:ilvl w:val="0"/>
+          <w:numId w:val="20"/>
+        </w:numPr>
+        <w:rPr>
+          <w:rFonts w:ascii="Arial" w:hAnsi="Arial" w:cs="Arial"/>
+          <w:color w:val="000000" w:themeColor="text1"/>
+        </w:rPr>
+      </w:pPr>
+      <w:r>
+        <w:rPr>
+          <w:rFonts w:ascii="Arial" w:hAnsi="Arial" w:cs="Arial"/>
+          <w:color w:val="000000" w:themeColor="text1"/>
+        </w:rPr>
+        <w:t xml:space="preserve">Victorine </w:t>
+      </w:r>
+      <w:proofErr w:type="spellStart"/>
+      <w:r>
+        <w:rPr>
+          <w:rFonts w:ascii="Arial" w:hAnsi="Arial" w:cs="Arial"/>
+          <w:color w:val="000000" w:themeColor="text1"/>
+        </w:rPr>
+        <w:t>Satore</w:t>
+      </w:r>
+      <w:proofErr w:type="spellEnd"/>
+      <w:r>
+        <w:rPr>
+          <w:rFonts w:ascii="Arial" w:hAnsi="Arial" w:cs="Arial"/>
+          <w:color w:val="000000" w:themeColor="text1"/>
+        </w:rPr>
+        <w:t xml:space="preserve"> (Sales Team Manager): She was concerned about quality assurance to the more than 550 schools that are current clients. He agreed that the lost margin of $200 per outsourced unit is preferable to losing customers, but it required strict countermeasures. It demanded the design of Service Level Agreements (SLA) for hardware quality control, as well as definitive and reliable delivery schedules for the 1,500 tablets that are still backlogged from 2020.</w:t>
+      </w:r>
+    </w:p>
+    <w:p>
+      <w:pPr>
         <w:rPr>
           <w:rFonts w:ascii="Arial" w:hAnsi="Arial" w:cs="Arial"/>
           <w:color w:val="000000" w:themeColor="text1"/>
@@ -9012,15 +9127,7 @@
           <w:rFonts w:ascii="Arial" w:hAnsi="Arial" w:cs="Arial"/>
           <w:color w:val="000000" w:themeColor="text1"/>
         </w:rPr>
-        <w:t xml:space="preserve"> core values ​​of innovation and collaboration and supports the strategic priority of enhancing responsiveness to change. The Scrum framework also allows </w:t>
-      </w:r>
-      <w:r>
-        <w:rPr>
-          <w:rFonts w:ascii="Arial" w:hAnsi="Arial" w:cs="Arial"/>
-          <w:color w:val="000000" w:themeColor="text1"/>
-        </w:rPr>
-        <w:lastRenderedPageBreak/>
-        <w:t>the Development Team in Bulgaria to work in parallel with the Business Analysis activities in Sydney, maintaining alignment through sprint reviews and backlog refinement sessions.</w:t>
+        <w:t xml:space="preserve"> core values ​​of innovation and collaboration and supports the strategic priority of enhancing responsiveness to change. The Scrum framework also allows the Development Team in Bulgaria to work in parallel with the Business Analysis activities in Sydney, maintaining alignment through sprint reviews and backlog refinement sessions.</w:t>
       </w:r>
     </w:p>
     <w:p>
@@ -13322,6 +13429,95 @@
     </w:lvl>
   </w:abstractNum>
   <w:abstractNum w:abstractNumId="10" w15:restartNumberingAfterBreak="0">
+    <w:nsid w:val="320475E4"/>
+    <w:multiLevelType w:val="hybridMultilevel"/>
+    <w:tmpl w:val="C5F28CD0"/>
+    <w:lvl w:ilvl="0" w:tplc="0809000F">
+      <w:start w:val="1"/>
+      <w:numFmt w:val="decimal"/>
+      <w:lvlText w:val="%1."/>
+      <w:lvlJc w:val="left"/>
+      <w:pPr>
+        <w:ind w:left="720" w:hanging="360"/>
+      </w:pPr>
+      <w:rPr>
+        <w:rFonts w:hint="default"/>
+      </w:rPr>
+    </w:lvl>
+    <w:lvl w:ilvl="1" w:tplc="08090019" w:tentative="1">
+      <w:start w:val="1"/>
+      <w:numFmt w:val="lowerLetter"/>
+      <w:lvlText w:val="%2."/>
+      <w:lvlJc w:val="left"/>
+      <w:pPr>
+        <w:ind w:left="1440" w:hanging="360"/>
+      </w:pPr>
+    </w:lvl>
+    <w:lvl w:ilvl="2" w:tplc="0809001B" w:tentative="1">
+      <w:start w:val="1"/>
+      <w:numFmt w:val="lowerRoman"/>
+      <w:lvlText w:val="%3."/>
+      <w:lvlJc w:val="right"/>
+      <w:pPr>
+        <w:ind w:left="2160" w:hanging="180"/>
+      </w:pPr>
+    </w:lvl>
+    <w:lvl w:ilvl="3" w:tplc="0809000F" w:tentative="1">
+      <w:start w:val="1"/>
+      <w:numFmt w:val="decimal"/>
+      <w:lvlText w:val="%4."/>
+      <w:lvlJc w:val="left"/>
+      <w:pPr>
+        <w:ind w:left="2880" w:hanging="360"/>
+      </w:pPr>
+    </w:lvl>
+    <w:lvl w:ilvl="4" w:tplc="08090019" w:tentative="1">
+      <w:start w:val="1"/>
+      <w:numFmt w:val="lowerLetter"/>
+      <w:lvlText w:val="%5."/>
+      <w:lvlJc w:val="left"/>
+      <w:pPr>
+        <w:ind w:left="3600" w:hanging="360"/>
+      </w:pPr>
+    </w:lvl>
+    <w:lvl w:ilvl="5" w:tplc="0809001B" w:tentative="1">
+      <w:start w:val="1"/>
+      <w:numFmt w:val="lowerRoman"/>
+      <w:lvlText w:val="%6."/>
+      <w:lvlJc w:val="right"/>
+      <w:pPr>
+        <w:ind w:left="4320" w:hanging="180"/>
+      </w:pPr>
+    </w:lvl>
+    <w:lvl w:ilvl="6" w:tplc="0809000F" w:tentative="1">
+      <w:start w:val="1"/>
+      <w:numFmt w:val="decimal"/>
+      <w:lvlText w:val="%7."/>
+      <w:lvlJc w:val="left"/>
+      <w:pPr>
+        <w:ind w:left="5040" w:hanging="360"/>
+      </w:pPr>
+    </w:lvl>
+    <w:lvl w:ilvl="7" w:tplc="08090019" w:tentative="1">
+      <w:start w:val="1"/>
+      <w:numFmt w:val="lowerLetter"/>
+      <w:lvlText w:val="%8."/>
+      <w:lvlJc w:val="left"/>
+      <w:pPr>
+        <w:ind w:left="5760" w:hanging="360"/>
+      </w:pPr>
+    </w:lvl>
+    <w:lvl w:ilvl="8" w:tplc="0809001B" w:tentative="1">
+      <w:start w:val="1"/>
+      <w:numFmt w:val="lowerRoman"/>
+      <w:lvlText w:val="%9."/>
+      <w:lvlJc w:val="right"/>
+      <w:pPr>
+        <w:ind w:left="6480" w:hanging="180"/>
+      </w:pPr>
+    </w:lvl>
+  </w:abstractNum>
+  <w:abstractNum w:abstractNumId="11" w15:restartNumberingAfterBreak="0">
     <w:nsid w:val="333D7A3E"/>
     <w:multiLevelType w:val="hybridMultilevel"/>
     <w:tmpl w:val="F198E660"/>
@@ -13410,7 +13606,7 @@
       </w:pPr>
     </w:lvl>
   </w:abstractNum>
-  <w:abstractNum w:abstractNumId="11" w15:restartNumberingAfterBreak="0">
+  <w:abstractNum w:abstractNumId="12" w15:restartNumberingAfterBreak="0">
     <w:nsid w:val="45D42475"/>
     <w:multiLevelType w:val="multilevel"/>
     <w:tmpl w:val="94867490"/>
@@ -13559,7 +13755,7 @@
       </w:rPr>
     </w:lvl>
   </w:abstractNum>
-  <w:abstractNum w:abstractNumId="12" w15:restartNumberingAfterBreak="0">
+  <w:abstractNum w:abstractNumId="13" w15:restartNumberingAfterBreak="0">
     <w:nsid w:val="4AE16929"/>
     <w:multiLevelType w:val="hybridMultilevel"/>
     <w:tmpl w:val="0BC6FB02"/>
@@ -13648,7 +13844,7 @@
       </w:pPr>
     </w:lvl>
   </w:abstractNum>
-  <w:abstractNum w:abstractNumId="13" w15:restartNumberingAfterBreak="0">
+  <w:abstractNum w:abstractNumId="14" w15:restartNumberingAfterBreak="0">
     <w:nsid w:val="4B8F7330"/>
     <w:multiLevelType w:val="multilevel"/>
     <w:tmpl w:val="86B07C14"/>
@@ -13797,7 +13993,7 @@
       </w:rPr>
     </w:lvl>
   </w:abstractNum>
-  <w:abstractNum w:abstractNumId="14" w15:restartNumberingAfterBreak="0">
+  <w:abstractNum w:abstractNumId="15" w15:restartNumberingAfterBreak="0">
     <w:nsid w:val="4E8E5320"/>
     <w:multiLevelType w:val="multilevel"/>
     <w:tmpl w:val="8C40FDA4"/>
@@ -13946,7 +14142,7 @@
       </w:rPr>
     </w:lvl>
   </w:abstractNum>
-  <w:abstractNum w:abstractNumId="15" w15:restartNumberingAfterBreak="0">
+  <w:abstractNum w:abstractNumId="16" w15:restartNumberingAfterBreak="0">
     <w:nsid w:val="4ED3475E"/>
     <w:multiLevelType w:val="multilevel"/>
     <w:tmpl w:val="457CF4BA"/>
@@ -14095,7 +14291,7 @@
       </w:rPr>
     </w:lvl>
   </w:abstractNum>
-  <w:abstractNum w:abstractNumId="16" w15:restartNumberingAfterBreak="0">
+  <w:abstractNum w:abstractNumId="17" w15:restartNumberingAfterBreak="0">
     <w:nsid w:val="5B23227D"/>
     <w:multiLevelType w:val="hybridMultilevel"/>
     <w:tmpl w:val="A7C6D8AE"/>
@@ -14208,7 +14404,7 @@
       </w:rPr>
     </w:lvl>
   </w:abstractNum>
-  <w:abstractNum w:abstractNumId="17" w15:restartNumberingAfterBreak="0">
+  <w:abstractNum w:abstractNumId="18" w15:restartNumberingAfterBreak="0">
     <w:nsid w:val="5CFB5BD0"/>
     <w:multiLevelType w:val="hybridMultilevel"/>
     <w:tmpl w:val="3DD6BFE4"/>
@@ -14321,7 +14517,7 @@
       </w:rPr>
     </w:lvl>
   </w:abstractNum>
-  <w:abstractNum w:abstractNumId="18" w15:restartNumberingAfterBreak="0">
+  <w:abstractNum w:abstractNumId="19" w15:restartNumberingAfterBreak="0">
     <w:nsid w:val="61931366"/>
     <w:multiLevelType w:val="hybridMultilevel"/>
     <w:tmpl w:val="13EA5170"/>
@@ -14434,7 +14630,7 @@
       </w:rPr>
     </w:lvl>
   </w:abstractNum>
-  <w:abstractNum w:abstractNumId="19" w15:restartNumberingAfterBreak="0">
+  <w:abstractNum w:abstractNumId="20" w15:restartNumberingAfterBreak="0">
     <w:nsid w:val="62F93CCE"/>
     <w:multiLevelType w:val="hybridMultilevel"/>
     <w:tmpl w:val="7FECE8D4"/>
@@ -14523,7 +14719,7 @@
       </w:pPr>
     </w:lvl>
   </w:abstractNum>
-  <w:abstractNum w:abstractNumId="20" w15:restartNumberingAfterBreak="0">
+  <w:abstractNum w:abstractNumId="21" w15:restartNumberingAfterBreak="0">
     <w:nsid w:val="664C4BE2"/>
     <w:multiLevelType w:val="hybridMultilevel"/>
     <w:tmpl w:val="26CA9C52"/>
@@ -14612,7 +14808,7 @@
       </w:pPr>
     </w:lvl>
   </w:abstractNum>
-  <w:abstractNum w:abstractNumId="21" w15:restartNumberingAfterBreak="0">
+  <w:abstractNum w:abstractNumId="22" w15:restartNumberingAfterBreak="0">
     <w:nsid w:val="66726260"/>
     <w:multiLevelType w:val="hybridMultilevel"/>
     <w:tmpl w:val="8B70CDEE"/>
@@ -14701,7 +14897,7 @@
       </w:pPr>
     </w:lvl>
   </w:abstractNum>
-  <w:abstractNum w:abstractNumId="22" w15:restartNumberingAfterBreak="0">
+  <w:abstractNum w:abstractNumId="23" w15:restartNumberingAfterBreak="0">
     <w:nsid w:val="68427343"/>
     <w:multiLevelType w:val="multilevel"/>
     <w:tmpl w:val="61965642"/>
@@ -14850,7 +15046,7 @@
       </w:rPr>
     </w:lvl>
   </w:abstractNum>
-  <w:abstractNum w:abstractNumId="23" w15:restartNumberingAfterBreak="0">
+  <w:abstractNum w:abstractNumId="24" w15:restartNumberingAfterBreak="0">
     <w:nsid w:val="69B45CEF"/>
     <w:multiLevelType w:val="multilevel"/>
     <w:tmpl w:val="2FD69B20"/>
@@ -14999,7 +15195,7 @@
       </w:rPr>
     </w:lvl>
   </w:abstractNum>
-  <w:abstractNum w:abstractNumId="24" w15:restartNumberingAfterBreak="0">
+  <w:abstractNum w:abstractNumId="25" w15:restartNumberingAfterBreak="0">
     <w:nsid w:val="6ADF33D0"/>
     <w:multiLevelType w:val="hybridMultilevel"/>
     <w:tmpl w:val="58042468"/>
@@ -15088,7 +15284,7 @@
       </w:pPr>
     </w:lvl>
   </w:abstractNum>
-  <w:abstractNum w:abstractNumId="25" w15:restartNumberingAfterBreak="0">
+  <w:abstractNum w:abstractNumId="26" w15:restartNumberingAfterBreak="0">
     <w:nsid w:val="6B735A93"/>
     <w:multiLevelType w:val="hybridMultilevel"/>
     <w:tmpl w:val="8B70CDEE"/>
@@ -15177,7 +15373,7 @@
       </w:pPr>
     </w:lvl>
   </w:abstractNum>
-  <w:abstractNum w:abstractNumId="26" w15:restartNumberingAfterBreak="0">
+  <w:abstractNum w:abstractNumId="27" w15:restartNumberingAfterBreak="0">
     <w:nsid w:val="6B7832EC"/>
     <w:multiLevelType w:val="multilevel"/>
     <w:tmpl w:val="A81A89CA"/>
@@ -15326,7 +15522,7 @@
       </w:rPr>
     </w:lvl>
   </w:abstractNum>
-  <w:abstractNum w:abstractNumId="27" w15:restartNumberingAfterBreak="0">
+  <w:abstractNum w:abstractNumId="28" w15:restartNumberingAfterBreak="0">
     <w:nsid w:val="73072708"/>
     <w:multiLevelType w:val="hybridMultilevel"/>
     <w:tmpl w:val="632CFC68"/>
@@ -15415,7 +15611,7 @@
       </w:pPr>
     </w:lvl>
   </w:abstractNum>
-  <w:abstractNum w:abstractNumId="28" w15:restartNumberingAfterBreak="0">
+  <w:abstractNum w:abstractNumId="29" w15:restartNumberingAfterBreak="0">
     <w:nsid w:val="73321BBA"/>
     <w:multiLevelType w:val="multilevel"/>
     <w:tmpl w:val="EFE6DFCA"/>
@@ -15564,7 +15760,7 @@
       </w:rPr>
     </w:lvl>
   </w:abstractNum>
-  <w:abstractNum w:abstractNumId="29" w15:restartNumberingAfterBreak="0">
+  <w:abstractNum w:abstractNumId="30" w15:restartNumberingAfterBreak="0">
     <w:nsid w:val="771B0A22"/>
     <w:multiLevelType w:val="hybridMultilevel"/>
     <w:tmpl w:val="5DA022BC"/>
@@ -15653,7 +15849,7 @@
       </w:pPr>
     </w:lvl>
   </w:abstractNum>
-  <w:abstractNum w:abstractNumId="30" w15:restartNumberingAfterBreak="0">
+  <w:abstractNum w:abstractNumId="31" w15:restartNumberingAfterBreak="0">
     <w:nsid w:val="78BD4B0A"/>
     <w:multiLevelType w:val="multilevel"/>
     <w:tmpl w:val="0E5AF6F0"/>
@@ -15802,7 +15998,7 @@
       </w:rPr>
     </w:lvl>
   </w:abstractNum>
-  <w:abstractNum w:abstractNumId="31" w15:restartNumberingAfterBreak="0">
+  <w:abstractNum w:abstractNumId="32" w15:restartNumberingAfterBreak="0">
     <w:nsid w:val="79FD2B7C"/>
     <w:multiLevelType w:val="multilevel"/>
     <w:tmpl w:val="FEC8E97E"/>
@@ -15952,37 +16148,37 @@
     </w:lvl>
   </w:abstractNum>
   <w:num w:numId="1" w16cid:durableId="1651977992">
-    <w:abstractNumId w:val="28"/>
+    <w:abstractNumId w:val="29"/>
   </w:num>
   <w:num w:numId="2" w16cid:durableId="222713874">
     <w:abstractNumId w:val="1"/>
   </w:num>
   <w:num w:numId="3" w16cid:durableId="1897811804">
-    <w:abstractNumId w:val="30"/>
+    <w:abstractNumId w:val="31"/>
   </w:num>
   <w:num w:numId="4" w16cid:durableId="480998893">
-    <w:abstractNumId w:val="15"/>
+    <w:abstractNumId w:val="16"/>
   </w:num>
   <w:num w:numId="5" w16cid:durableId="627710897">
-    <w:abstractNumId w:val="14"/>
+    <w:abstractNumId w:val="15"/>
   </w:num>
   <w:num w:numId="6" w16cid:durableId="1650670057">
     <w:abstractNumId w:val="6"/>
   </w:num>
   <w:num w:numId="7" w16cid:durableId="1062102917">
-    <w:abstractNumId w:val="26"/>
+    <w:abstractNumId w:val="27"/>
   </w:num>
   <w:num w:numId="8" w16cid:durableId="879586373">
     <w:abstractNumId w:val="8"/>
   </w:num>
   <w:num w:numId="9" w16cid:durableId="1369069069">
-    <w:abstractNumId w:val="22"/>
+    <w:abstractNumId w:val="23"/>
   </w:num>
   <w:num w:numId="10" w16cid:durableId="245656287">
-    <w:abstractNumId w:val="31"/>
+    <w:abstractNumId w:val="32"/>
   </w:num>
   <w:num w:numId="11" w16cid:durableId="435977825">
-    <w:abstractNumId w:val="11"/>
+    <w:abstractNumId w:val="12"/>
   </w:num>
   <w:num w:numId="12" w16cid:durableId="1315985183">
     <w:abstractNumId w:val="9"/>
@@ -15991,7 +16187,7 @@
     <w:abstractNumId w:val="5"/>
   </w:num>
   <w:num w:numId="14" w16cid:durableId="1310137639">
-    <w:abstractNumId w:val="13"/>
+    <w:abstractNumId w:val="14"/>
   </w:num>
   <w:num w:numId="15" w16cid:durableId="248657663">
     <w:abstractNumId w:val="7"/>
@@ -16000,16 +16196,16 @@
     <w:abstractNumId w:val="3"/>
   </w:num>
   <w:num w:numId="17" w16cid:durableId="1705866966">
-    <w:abstractNumId w:val="23"/>
+    <w:abstractNumId w:val="24"/>
   </w:num>
   <w:num w:numId="18" w16cid:durableId="1640526705">
-    <w:abstractNumId w:val="20"/>
+    <w:abstractNumId w:val="21"/>
   </w:num>
   <w:num w:numId="19" w16cid:durableId="1013218433">
-    <w:abstractNumId w:val="27"/>
+    <w:abstractNumId w:val="28"/>
   </w:num>
   <w:num w:numId="20" w16cid:durableId="1723140307">
-    <w:abstractNumId w:val="17"/>
+    <w:abstractNumId w:val="18"/>
   </w:num>
   <w:num w:numId="21" w16cid:durableId="474951159">
     <w:abstractNumId w:val="0"/>
@@ -16018,33 +16214,36 @@
     <w:abstractNumId w:val="2"/>
   </w:num>
   <w:num w:numId="23" w16cid:durableId="133723997">
-    <w:abstractNumId w:val="21"/>
+    <w:abstractNumId w:val="22"/>
   </w:num>
   <w:num w:numId="24" w16cid:durableId="135417014">
-    <w:abstractNumId w:val="25"/>
+    <w:abstractNumId w:val="26"/>
   </w:num>
   <w:num w:numId="25" w16cid:durableId="947009409">
-    <w:abstractNumId w:val="12"/>
+    <w:abstractNumId w:val="13"/>
   </w:num>
   <w:num w:numId="26" w16cid:durableId="1117262851">
-    <w:abstractNumId w:val="16"/>
+    <w:abstractNumId w:val="17"/>
   </w:num>
   <w:num w:numId="27" w16cid:durableId="1611358147">
-    <w:abstractNumId w:val="18"/>
+    <w:abstractNumId w:val="19"/>
   </w:num>
   <w:num w:numId="28" w16cid:durableId="984507323">
-    <w:abstractNumId w:val="19"/>
+    <w:abstractNumId w:val="20"/>
   </w:num>
   <w:num w:numId="29" w16cid:durableId="304311807">
-    <w:abstractNumId w:val="29"/>
+    <w:abstractNumId w:val="30"/>
   </w:num>
   <w:num w:numId="30" w16cid:durableId="649557697">
-    <w:abstractNumId w:val="24"/>
+    <w:abstractNumId w:val="25"/>
   </w:num>
   <w:num w:numId="31" w16cid:durableId="1511482807">
     <w:abstractNumId w:val="4"/>
   </w:num>
   <w:num w:numId="32" w16cid:durableId="1430465021">
+    <w:abstractNumId w:val="11"/>
+  </w:num>
+  <w:num w:numId="33" w16cid:durableId="821460038">
     <w:abstractNumId w:val="10"/>
   </w:num>
 </w:numbering>

--- a/2026-T3/B2-ICTSAD609-Plan_Monitor/2-Task2/611-Task2-section1.docx
+++ b/2026-T3/B2-ICTSAD609-Plan_Monitor/2-Task2/611-Task2-section1.docx
@@ -5,40 +5,16 @@
     <w:p>
       <w:pPr>
         <w:pStyle w:val="Title"/>
-        <w:rPr>
-          <w:rFonts w:ascii="Arial" w:hAnsi="Arial" w:cs="Arial"/>
-          <w:color w:val="000000" w:themeColor="text1"/>
-          <w:sz w:val="24"/>
-          <w:szCs w:val="24"/>
-        </w:rPr>
       </w:pPr>
       <w:r>
-        <w:rPr>
-          <w:rFonts w:ascii="Arial" w:hAnsi="Arial" w:cs="Arial"/>
-          <w:color w:val="000000" w:themeColor="text1"/>
-          <w:sz w:val="24"/>
-          <w:szCs w:val="24"/>
-        </w:rPr>
         <w:t>ICTSAD609 Assessment Task 2</w:t>
       </w:r>
     </w:p>
     <w:p>
       <w:pPr>
         <w:pStyle w:val="Title"/>
-        <w:rPr>
-          <w:rFonts w:ascii="Arial" w:hAnsi="Arial" w:cs="Arial"/>
-          <w:color w:val="000000" w:themeColor="text1"/>
-          <w:sz w:val="24"/>
-          <w:szCs w:val="24"/>
-        </w:rPr>
       </w:pPr>
       <w:r>
-        <w:rPr>
-          <w:rFonts w:ascii="Arial" w:hAnsi="Arial" w:cs="Arial"/>
-          <w:color w:val="000000" w:themeColor="text1"/>
-          <w:sz w:val="24"/>
-          <w:szCs w:val="24"/>
-        </w:rPr>
         <w:t>Project Portfolio</w:t>
       </w:r>
     </w:p>
@@ -9290,35 +9266,7 @@
           <w:rFonts w:ascii="Arial" w:hAnsi="Arial" w:cs="Arial"/>
           <w:color w:val="000000" w:themeColor="text1"/>
         </w:rPr>
-        <w:t>P</w:t>
-      </w:r>
-      <w:r>
-        <w:rPr>
-          <w:rFonts w:ascii="Arial" w:hAnsi="Arial" w:cs="Arial"/>
-          <w:color w:val="000000" w:themeColor="text1"/>
-        </w:rPr>
-        <w:t>lanned execution of business analysis activities according to</w:t>
-      </w:r>
-      <w:r>
-        <w:rPr>
-          <w:rFonts w:ascii="Arial" w:hAnsi="Arial" w:cs="Arial"/>
-          <w:color w:val="000000" w:themeColor="text1"/>
-        </w:rPr>
-        <w:t xml:space="preserve"> </w:t>
-      </w:r>
-      <w:r>
-        <w:rPr>
-          <w:rFonts w:ascii="Arial" w:hAnsi="Arial" w:cs="Arial"/>
-          <w:color w:val="000000" w:themeColor="text1"/>
-        </w:rPr>
-        <w:t>Worlducation requirements</w:t>
-      </w:r>
-      <w:r>
-        <w:rPr>
-          <w:rFonts w:ascii="Arial" w:hAnsi="Arial" w:cs="Arial"/>
-          <w:color w:val="000000" w:themeColor="text1"/>
-        </w:rPr>
-        <w:t>:</w:t>
+        <w:t>Planned execution of business analysis activities according to Worlducation requirements:</w:t>
       </w:r>
     </w:p>
     <w:p>
@@ -9348,6 +9296,7 @@
           <w:rFonts w:ascii="Arial" w:hAnsi="Arial" w:cs="Arial"/>
           <w:b/>
           <w:bCs/>
+          <w:color w:val="000000" w:themeColor="text1"/>
         </w:rPr>
         <w:t>Cloud-First SaaS and B2C Model</w:t>
       </w:r>
@@ -9359,11 +9308,11 @@
         <w:tblLook w:val="04A0" w:firstRow="1" w:lastRow="0" w:firstColumn="1" w:lastColumn="0" w:noHBand="0" w:noVBand="1"/>
       </w:tblPr>
       <w:tblGrid>
-        <w:gridCol w:w="1728"/>
+        <w:gridCol w:w="1817"/>
         <w:gridCol w:w="2592"/>
         <w:gridCol w:w="1872"/>
         <w:gridCol w:w="1728"/>
-        <w:gridCol w:w="1763"/>
+        <w:gridCol w:w="1884"/>
       </w:tblGrid>
       <w:tr>
         <w:tc>
@@ -9373,15 +9322,19 @@
           <w:p>
             <w:pPr>
               <w:rPr>
+                <w:rFonts w:ascii="Arial" w:hAnsi="Arial" w:cs="Arial"/>
                 <w:b/>
                 <w:bCs/>
-                <w:lang w:val="en-US"/>
-              </w:rPr>
-            </w:pPr>
-            <w:r>
-              <w:rPr>
+                <w:color w:val="000000" w:themeColor="text1"/>
+                <w:lang w:val="en-US"/>
+              </w:rPr>
+            </w:pPr>
+            <w:r>
+              <w:rPr>
+                <w:rFonts w:ascii="Arial" w:hAnsi="Arial" w:cs="Arial"/>
                 <w:b/>
                 <w:bCs/>
+                <w:color w:val="000000" w:themeColor="text1"/>
                 <w:lang w:val="en-US"/>
               </w:rPr>
               <w:t>Phase</w:t>
@@ -9395,15 +9348,19 @@
           <w:p>
             <w:pPr>
               <w:rPr>
+                <w:rFonts w:ascii="Arial" w:hAnsi="Arial" w:cs="Arial"/>
                 <w:b/>
                 <w:bCs/>
-                <w:lang w:val="en-US"/>
-              </w:rPr>
-            </w:pPr>
-            <w:r>
-              <w:rPr>
+                <w:color w:val="000000" w:themeColor="text1"/>
+                <w:lang w:val="en-US"/>
+              </w:rPr>
+            </w:pPr>
+            <w:r>
+              <w:rPr>
+                <w:rFonts w:ascii="Arial" w:hAnsi="Arial" w:cs="Arial"/>
                 <w:b/>
                 <w:bCs/>
+                <w:color w:val="000000" w:themeColor="text1"/>
                 <w:lang w:val="en-US"/>
               </w:rPr>
               <w:t>Activity</w:t>
@@ -9417,15 +9374,19 @@
           <w:p>
             <w:pPr>
               <w:rPr>
+                <w:rFonts w:ascii="Arial" w:hAnsi="Arial" w:cs="Arial"/>
                 <w:b/>
                 <w:bCs/>
-                <w:lang w:val="en-US"/>
-              </w:rPr>
-            </w:pPr>
-            <w:r>
-              <w:rPr>
+                <w:color w:val="000000" w:themeColor="text1"/>
+                <w:lang w:val="en-US"/>
+              </w:rPr>
+            </w:pPr>
+            <w:r>
+              <w:rPr>
+                <w:rFonts w:ascii="Arial" w:hAnsi="Arial" w:cs="Arial"/>
                 <w:b/>
                 <w:bCs/>
+                <w:color w:val="000000" w:themeColor="text1"/>
                 <w:lang w:val="en-US"/>
               </w:rPr>
               <w:t>Responsible</w:t>
@@ -9439,15 +9400,19 @@
           <w:p>
             <w:pPr>
               <w:rPr>
+                <w:rFonts w:ascii="Arial" w:hAnsi="Arial" w:cs="Arial"/>
                 <w:b/>
                 <w:bCs/>
-                <w:lang w:val="en-US"/>
-              </w:rPr>
-            </w:pPr>
-            <w:r>
-              <w:rPr>
+                <w:color w:val="000000" w:themeColor="text1"/>
+                <w:lang w:val="en-US"/>
+              </w:rPr>
+            </w:pPr>
+            <w:r>
+              <w:rPr>
+                <w:rFonts w:ascii="Arial" w:hAnsi="Arial" w:cs="Arial"/>
                 <w:b/>
                 <w:bCs/>
+                <w:color w:val="000000" w:themeColor="text1"/>
                 <w:lang w:val="en-US"/>
               </w:rPr>
               <w:t>Timeframe</w:t>
@@ -9461,15 +9426,19 @@
           <w:p>
             <w:pPr>
               <w:rPr>
+                <w:rFonts w:ascii="Arial" w:hAnsi="Arial" w:cs="Arial"/>
                 <w:b/>
                 <w:bCs/>
-                <w:lang w:val="en-US"/>
-              </w:rPr>
-            </w:pPr>
-            <w:r>
-              <w:rPr>
+                <w:color w:val="000000" w:themeColor="text1"/>
+                <w:lang w:val="en-US"/>
+              </w:rPr>
+            </w:pPr>
+            <w:r>
+              <w:rPr>
+                <w:rFonts w:ascii="Arial" w:hAnsi="Arial" w:cs="Arial"/>
                 <w:b/>
                 <w:bCs/>
+                <w:color w:val="000000" w:themeColor="text1"/>
                 <w:lang w:val="en-US"/>
               </w:rPr>
               <w:t>Deliverable</w:t>
@@ -9485,15 +9454,19 @@
           <w:p>
             <w:pPr>
               <w:rPr>
+                <w:rFonts w:ascii="Arial" w:hAnsi="Arial" w:cs="Arial"/>
                 <w:b/>
                 <w:bCs/>
-                <w:lang w:val="en-US"/>
-              </w:rPr>
-            </w:pPr>
-            <w:r>
-              <w:rPr>
+                <w:color w:val="000000" w:themeColor="text1"/>
+                <w:lang w:val="en-US"/>
+              </w:rPr>
+            </w:pPr>
+            <w:r>
+              <w:rPr>
+                <w:rFonts w:ascii="Arial" w:hAnsi="Arial" w:cs="Arial"/>
                 <w:b/>
                 <w:bCs/>
+                <w:color w:val="000000" w:themeColor="text1"/>
                 <w:lang w:val="en-US"/>
               </w:rPr>
               <w:t>1. Initiation and Scoping</w:t>
@@ -9507,11 +9480,15 @@
           <w:p>
             <w:pPr>
               <w:rPr>
-                <w:lang w:val="en-US"/>
-              </w:rPr>
-            </w:pPr>
-            <w:r>
-              <w:rPr>
+                <w:rFonts w:ascii="Arial" w:hAnsi="Arial" w:cs="Arial"/>
+                <w:color w:val="000000" w:themeColor="text1"/>
+                <w:lang w:val="en-US"/>
+              </w:rPr>
+            </w:pPr>
+            <w:r>
+              <w:rPr>
+                <w:rFonts w:ascii="Arial" w:hAnsi="Arial" w:cs="Arial"/>
+                <w:color w:val="000000" w:themeColor="text1"/>
                 <w:lang w:val="en-US"/>
               </w:rPr>
               <w:t>Obtain formal approval; define initiative scope; establish BA plan; set up requirements repository</w:t>
@@ -9525,11 +9502,15 @@
           <w:p>
             <w:pPr>
               <w:rPr>
-                <w:lang w:val="en-US"/>
-              </w:rPr>
-            </w:pPr>
-            <w:r>
-              <w:rPr>
+                <w:rFonts w:ascii="Arial" w:hAnsi="Arial" w:cs="Arial"/>
+                <w:color w:val="000000" w:themeColor="text1"/>
+                <w:lang w:val="en-US"/>
+              </w:rPr>
+            </w:pPr>
+            <w:r>
+              <w:rPr>
+                <w:rFonts w:ascii="Arial" w:hAnsi="Arial" w:cs="Arial"/>
+                <w:color w:val="000000" w:themeColor="text1"/>
                 <w:lang w:val="en-US"/>
               </w:rPr>
               <w:t>Manuel Perez, Divya Sapra</w:t>
@@ -9543,11 +9524,15 @@
           <w:p>
             <w:pPr>
               <w:rPr>
-                <w:lang w:val="en-US"/>
-              </w:rPr>
-            </w:pPr>
-            <w:r>
-              <w:rPr>
+                <w:rFonts w:ascii="Arial" w:hAnsi="Arial" w:cs="Arial"/>
+                <w:color w:val="000000" w:themeColor="text1"/>
+                <w:lang w:val="en-US"/>
+              </w:rPr>
+            </w:pPr>
+            <w:r>
+              <w:rPr>
+                <w:rFonts w:ascii="Arial" w:hAnsi="Arial" w:cs="Arial"/>
+                <w:color w:val="000000" w:themeColor="text1"/>
                 <w:lang w:val="en-US"/>
               </w:rPr>
               <w:t>Month 1</w:t>
@@ -9561,11 +9546,15 @@
           <w:p>
             <w:pPr>
               <w:rPr>
-                <w:lang w:val="en-US"/>
-              </w:rPr>
-            </w:pPr>
-            <w:r>
-              <w:rPr>
+                <w:rFonts w:ascii="Arial" w:hAnsi="Arial" w:cs="Arial"/>
+                <w:color w:val="000000" w:themeColor="text1"/>
+                <w:lang w:val="en-US"/>
+              </w:rPr>
+            </w:pPr>
+            <w:r>
+              <w:rPr>
+                <w:rFonts w:ascii="Arial" w:hAnsi="Arial" w:cs="Arial"/>
+                <w:color w:val="000000" w:themeColor="text1"/>
                 <w:lang w:val="en-US"/>
               </w:rPr>
               <w:t>Approved BA plan; Scope document</w:t>
@@ -9581,15 +9570,19 @@
           <w:p>
             <w:pPr>
               <w:rPr>
+                <w:rFonts w:ascii="Arial" w:hAnsi="Arial" w:cs="Arial"/>
                 <w:b/>
                 <w:bCs/>
-                <w:lang w:val="en-US"/>
-              </w:rPr>
-            </w:pPr>
-            <w:r>
-              <w:rPr>
+                <w:color w:val="000000" w:themeColor="text1"/>
+                <w:lang w:val="en-US"/>
+              </w:rPr>
+            </w:pPr>
+            <w:r>
+              <w:rPr>
+                <w:rFonts w:ascii="Arial" w:hAnsi="Arial" w:cs="Arial"/>
                 <w:b/>
                 <w:bCs/>
+                <w:color w:val="000000" w:themeColor="text1"/>
                 <w:lang w:val="en-US"/>
               </w:rPr>
               <w:t>1. Initiation and Scoping</w:t>
@@ -9603,11 +9596,15 @@
           <w:p>
             <w:pPr>
               <w:rPr>
-                <w:lang w:val="en-US"/>
-              </w:rPr>
-            </w:pPr>
-            <w:r>
-              <w:rPr>
+                <w:rFonts w:ascii="Arial" w:hAnsi="Arial" w:cs="Arial"/>
+                <w:color w:val="000000" w:themeColor="text1"/>
+                <w:lang w:val="en-US"/>
+              </w:rPr>
+            </w:pPr>
+            <w:r>
+              <w:rPr>
+                <w:rFonts w:ascii="Arial" w:hAnsi="Arial" w:cs="Arial"/>
+                <w:color w:val="000000" w:themeColor="text1"/>
                 <w:lang w:val="en-US"/>
               </w:rPr>
               <w:t>Confirm stakeholder register; assign communication plan; initiate feedback register</w:t>
@@ -9621,11 +9618,15 @@
           <w:p>
             <w:pPr>
               <w:rPr>
-                <w:lang w:val="en-US"/>
-              </w:rPr>
-            </w:pPr>
-            <w:r>
-              <w:rPr>
+                <w:rFonts w:ascii="Arial" w:hAnsi="Arial" w:cs="Arial"/>
+                <w:color w:val="000000" w:themeColor="text1"/>
+                <w:lang w:val="en-US"/>
+              </w:rPr>
+            </w:pPr>
+            <w:r>
+              <w:rPr>
+                <w:rFonts w:ascii="Arial" w:hAnsi="Arial" w:cs="Arial"/>
+                <w:color w:val="000000" w:themeColor="text1"/>
                 <w:lang w:val="en-US"/>
               </w:rPr>
               <w:t>Manuel Perez</w:t>
@@ -9639,11 +9640,15 @@
           <w:p>
             <w:pPr>
               <w:rPr>
-                <w:lang w:val="en-US"/>
-              </w:rPr>
-            </w:pPr>
-            <w:r>
-              <w:rPr>
+                <w:rFonts w:ascii="Arial" w:hAnsi="Arial" w:cs="Arial"/>
+                <w:color w:val="000000" w:themeColor="text1"/>
+                <w:lang w:val="en-US"/>
+              </w:rPr>
+            </w:pPr>
+            <w:r>
+              <w:rPr>
+                <w:rFonts w:ascii="Arial" w:hAnsi="Arial" w:cs="Arial"/>
+                <w:color w:val="000000" w:themeColor="text1"/>
                 <w:lang w:val="en-US"/>
               </w:rPr>
               <w:t>Month 1</w:t>
@@ -9657,11 +9662,15 @@
           <w:p>
             <w:pPr>
               <w:rPr>
-                <w:lang w:val="en-US"/>
-              </w:rPr>
-            </w:pPr>
-            <w:r>
-              <w:rPr>
+                <w:rFonts w:ascii="Arial" w:hAnsi="Arial" w:cs="Arial"/>
+                <w:color w:val="000000" w:themeColor="text1"/>
+                <w:lang w:val="en-US"/>
+              </w:rPr>
+            </w:pPr>
+            <w:r>
+              <w:rPr>
+                <w:rFonts w:ascii="Arial" w:hAnsi="Arial" w:cs="Arial"/>
+                <w:color w:val="000000" w:themeColor="text1"/>
                 <w:lang w:val="en-US"/>
               </w:rPr>
               <w:t>Stakeholder register; Communication plan</w:t>
@@ -9677,15 +9686,19 @@
           <w:p>
             <w:pPr>
               <w:rPr>
+                <w:rFonts w:ascii="Arial" w:hAnsi="Arial" w:cs="Arial"/>
                 <w:b/>
                 <w:bCs/>
-                <w:lang w:val="en-US"/>
-              </w:rPr>
-            </w:pPr>
-            <w:r>
-              <w:rPr>
+                <w:color w:val="000000" w:themeColor="text1"/>
+                <w:lang w:val="en-US"/>
+              </w:rPr>
+            </w:pPr>
+            <w:r>
+              <w:rPr>
+                <w:rFonts w:ascii="Arial" w:hAnsi="Arial" w:cs="Arial"/>
                 <w:b/>
                 <w:bCs/>
+                <w:color w:val="000000" w:themeColor="text1"/>
                 <w:lang w:val="en-US"/>
               </w:rPr>
               <w:t>2. Requirements Gathering</w:t>
@@ -9699,11 +9712,15 @@
           <w:p>
             <w:pPr>
               <w:rPr>
-                <w:lang w:val="en-US"/>
-              </w:rPr>
-            </w:pPr>
-            <w:r>
-              <w:rPr>
+                <w:rFonts w:ascii="Arial" w:hAnsi="Arial" w:cs="Arial"/>
+                <w:color w:val="000000" w:themeColor="text1"/>
+                <w:lang w:val="en-US"/>
+              </w:rPr>
+            </w:pPr>
+            <w:r>
+              <w:rPr>
+                <w:rFonts w:ascii="Arial" w:hAnsi="Arial" w:cs="Arial"/>
+                <w:color w:val="000000" w:themeColor="text1"/>
                 <w:lang w:val="en-US"/>
               </w:rPr>
               <w:t>Conduct stakeholder workshops with Operations, Sales, and Development teams</w:t>
@@ -9717,11 +9734,15 @@
           <w:p>
             <w:pPr>
               <w:rPr>
-                <w:lang w:val="en-US"/>
-              </w:rPr>
-            </w:pPr>
-            <w:r>
-              <w:rPr>
+                <w:rFonts w:ascii="Arial" w:hAnsi="Arial" w:cs="Arial"/>
+                <w:color w:val="000000" w:themeColor="text1"/>
+                <w:lang w:val="en-US"/>
+              </w:rPr>
+            </w:pPr>
+            <w:r>
+              <w:rPr>
+                <w:rFonts w:ascii="Arial" w:hAnsi="Arial" w:cs="Arial"/>
+                <w:color w:val="000000" w:themeColor="text1"/>
                 <w:lang w:val="en-US"/>
               </w:rPr>
               <w:t>Manuel Perez, Divya Sapra</w:t>
@@ -9735,11 +9756,15 @@
           <w:p>
             <w:pPr>
               <w:rPr>
-                <w:lang w:val="en-US"/>
-              </w:rPr>
-            </w:pPr>
-            <w:r>
-              <w:rPr>
+                <w:rFonts w:ascii="Arial" w:hAnsi="Arial" w:cs="Arial"/>
+                <w:color w:val="000000" w:themeColor="text1"/>
+                <w:lang w:val="en-US"/>
+              </w:rPr>
+            </w:pPr>
+            <w:r>
+              <w:rPr>
+                <w:rFonts w:ascii="Arial" w:hAnsi="Arial" w:cs="Arial"/>
+                <w:color w:val="000000" w:themeColor="text1"/>
                 <w:lang w:val="en-US"/>
               </w:rPr>
               <w:t>Month 2</w:t>
@@ -9753,11 +9778,15 @@
           <w:p>
             <w:pPr>
               <w:rPr>
-                <w:lang w:val="en-US"/>
-              </w:rPr>
-            </w:pPr>
-            <w:r>
-              <w:rPr>
+                <w:rFonts w:ascii="Arial" w:hAnsi="Arial" w:cs="Arial"/>
+                <w:color w:val="000000" w:themeColor="text1"/>
+                <w:lang w:val="en-US"/>
+              </w:rPr>
+            </w:pPr>
+            <w:r>
+              <w:rPr>
+                <w:rFonts w:ascii="Arial" w:hAnsi="Arial" w:cs="Arial"/>
+                <w:color w:val="000000" w:themeColor="text1"/>
                 <w:lang w:val="en-US"/>
               </w:rPr>
               <w:t>Workshop notes; Requirements list</w:t>
@@ -9773,15 +9802,19 @@
           <w:p>
             <w:pPr>
               <w:rPr>
+                <w:rFonts w:ascii="Arial" w:hAnsi="Arial" w:cs="Arial"/>
                 <w:b/>
                 <w:bCs/>
-                <w:lang w:val="en-US"/>
-              </w:rPr>
-            </w:pPr>
-            <w:r>
-              <w:rPr>
+                <w:color w:val="000000" w:themeColor="text1"/>
+                <w:lang w:val="en-US"/>
+              </w:rPr>
+            </w:pPr>
+            <w:r>
+              <w:rPr>
+                <w:rFonts w:ascii="Arial" w:hAnsi="Arial" w:cs="Arial"/>
                 <w:b/>
                 <w:bCs/>
+                <w:color w:val="000000" w:themeColor="text1"/>
                 <w:lang w:val="en-US"/>
               </w:rPr>
               <w:t>2. Requirements Gathering</w:t>
@@ -9795,11 +9828,15 @@
           <w:p>
             <w:pPr>
               <w:rPr>
-                <w:lang w:val="en-US"/>
-              </w:rPr>
-            </w:pPr>
-            <w:r>
-              <w:rPr>
+                <w:rFonts w:ascii="Arial" w:hAnsi="Arial" w:cs="Arial"/>
+                <w:color w:val="000000" w:themeColor="text1"/>
+                <w:lang w:val="en-US"/>
+              </w:rPr>
+            </w:pPr>
+            <w:r>
+              <w:rPr>
+                <w:rFonts w:ascii="Arial" w:hAnsi="Arial" w:cs="Arial"/>
+                <w:color w:val="000000" w:themeColor="text1"/>
                 <w:lang w:val="en-US"/>
               </w:rPr>
               <w:t>Elicit functional requirements (B2C portal, subscription management, AI platform access); non-functional requirements (security, performance, privacy); transitional requirements (data migration, training)</w:t>
@@ -9813,11 +9850,15 @@
           <w:p>
             <w:pPr>
               <w:rPr>
-                <w:lang w:val="en-US"/>
-              </w:rPr>
-            </w:pPr>
-            <w:r>
-              <w:rPr>
+                <w:rFonts w:ascii="Arial" w:hAnsi="Arial" w:cs="Arial"/>
+                <w:color w:val="000000" w:themeColor="text1"/>
+                <w:lang w:val="en-US"/>
+              </w:rPr>
+            </w:pPr>
+            <w:r>
+              <w:rPr>
+                <w:rFonts w:ascii="Arial" w:hAnsi="Arial" w:cs="Arial"/>
+                <w:color w:val="000000" w:themeColor="text1"/>
                 <w:lang w:val="en-US"/>
               </w:rPr>
               <w:t>Manuel Perez</w:t>
@@ -9831,11 +9872,15 @@
           <w:p>
             <w:pPr>
               <w:rPr>
-                <w:lang w:val="en-US"/>
-              </w:rPr>
-            </w:pPr>
-            <w:r>
-              <w:rPr>
+                <w:rFonts w:ascii="Arial" w:hAnsi="Arial" w:cs="Arial"/>
+                <w:color w:val="000000" w:themeColor="text1"/>
+                <w:lang w:val="en-US"/>
+              </w:rPr>
+            </w:pPr>
+            <w:r>
+              <w:rPr>
+                <w:rFonts w:ascii="Arial" w:hAnsi="Arial" w:cs="Arial"/>
+                <w:color w:val="000000" w:themeColor="text1"/>
                 <w:lang w:val="en-US"/>
               </w:rPr>
               <w:t>Month 2–3</w:t>
@@ -9849,11 +9894,15 @@
           <w:p>
             <w:pPr>
               <w:rPr>
-                <w:lang w:val="en-US"/>
-              </w:rPr>
-            </w:pPr>
-            <w:r>
-              <w:rPr>
+                <w:rFonts w:ascii="Arial" w:hAnsi="Arial" w:cs="Arial"/>
+                <w:color w:val="000000" w:themeColor="text1"/>
+                <w:lang w:val="en-US"/>
+              </w:rPr>
+            </w:pPr>
+            <w:r>
+              <w:rPr>
+                <w:rFonts w:ascii="Arial" w:hAnsi="Arial" w:cs="Arial"/>
+                <w:color w:val="000000" w:themeColor="text1"/>
                 <w:lang w:val="en-US"/>
               </w:rPr>
               <w:t>Requirements specification</w:t>
@@ -9869,15 +9918,19 @@
           <w:p>
             <w:pPr>
               <w:rPr>
+                <w:rFonts w:ascii="Arial" w:hAnsi="Arial" w:cs="Arial"/>
                 <w:b/>
                 <w:bCs/>
-                <w:lang w:val="en-US"/>
-              </w:rPr>
-            </w:pPr>
-            <w:r>
-              <w:rPr>
+                <w:color w:val="000000" w:themeColor="text1"/>
+                <w:lang w:val="en-US"/>
+              </w:rPr>
+            </w:pPr>
+            <w:r>
+              <w:rPr>
+                <w:rFonts w:ascii="Arial" w:hAnsi="Arial" w:cs="Arial"/>
                 <w:b/>
                 <w:bCs/>
+                <w:color w:val="000000" w:themeColor="text1"/>
                 <w:lang w:val="en-US"/>
               </w:rPr>
               <w:t>2. Requirements Gathering</w:t>
@@ -9891,11 +9944,15 @@
           <w:p>
             <w:pPr>
               <w:rPr>
-                <w:lang w:val="en-US"/>
-              </w:rPr>
-            </w:pPr>
-            <w:r>
-              <w:rPr>
+                <w:rFonts w:ascii="Arial" w:hAnsi="Arial" w:cs="Arial"/>
+                <w:color w:val="000000" w:themeColor="text1"/>
+                <w:lang w:val="en-US"/>
+              </w:rPr>
+            </w:pPr>
+            <w:r>
+              <w:rPr>
+                <w:rFonts w:ascii="Arial" w:hAnsi="Arial" w:cs="Arial"/>
+                <w:color w:val="000000" w:themeColor="text1"/>
                 <w:lang w:val="en-US"/>
               </w:rPr>
               <w:t>Review Cloud/SaaS Policy compliance requirements; confirm privacy and security requirements with ICT department</w:t>
@@ -9909,11 +9966,15 @@
           <w:p>
             <w:pPr>
               <w:rPr>
-                <w:lang w:val="en-US"/>
-              </w:rPr>
-            </w:pPr>
-            <w:r>
-              <w:rPr>
+                <w:rFonts w:ascii="Arial" w:hAnsi="Arial" w:cs="Arial"/>
+                <w:color w:val="000000" w:themeColor="text1"/>
+                <w:lang w:val="en-US"/>
+              </w:rPr>
+            </w:pPr>
+            <w:r>
+              <w:rPr>
+                <w:rFonts w:ascii="Arial" w:hAnsi="Arial" w:cs="Arial"/>
+                <w:color w:val="000000" w:themeColor="text1"/>
                 <w:lang w:val="en-US"/>
               </w:rPr>
               <w:t>Manuel Perez, Divya Sapra</w:t>
@@ -9927,11 +9988,15 @@
           <w:p>
             <w:pPr>
               <w:rPr>
-                <w:lang w:val="en-US"/>
-              </w:rPr>
-            </w:pPr>
-            <w:r>
-              <w:rPr>
+                <w:rFonts w:ascii="Arial" w:hAnsi="Arial" w:cs="Arial"/>
+                <w:color w:val="000000" w:themeColor="text1"/>
+                <w:lang w:val="en-US"/>
+              </w:rPr>
+            </w:pPr>
+            <w:r>
+              <w:rPr>
+                <w:rFonts w:ascii="Arial" w:hAnsi="Arial" w:cs="Arial"/>
+                <w:color w:val="000000" w:themeColor="text1"/>
                 <w:lang w:val="en-US"/>
               </w:rPr>
               <w:t>Month 2</w:t>
@@ -9945,11 +10010,15 @@
           <w:p>
             <w:pPr>
               <w:rPr>
-                <w:lang w:val="en-US"/>
-              </w:rPr>
-            </w:pPr>
-            <w:r>
-              <w:rPr>
+                <w:rFonts w:ascii="Arial" w:hAnsi="Arial" w:cs="Arial"/>
+                <w:color w:val="000000" w:themeColor="text1"/>
+                <w:lang w:val="en-US"/>
+              </w:rPr>
+            </w:pPr>
+            <w:r>
+              <w:rPr>
+                <w:rFonts w:ascii="Arial" w:hAnsi="Arial" w:cs="Arial"/>
+                <w:color w:val="000000" w:themeColor="text1"/>
                 <w:lang w:val="en-US"/>
               </w:rPr>
               <w:t>Compliance requirements list</w:t>
@@ -9965,15 +10034,19 @@
           <w:p>
             <w:pPr>
               <w:rPr>
+                <w:rFonts w:ascii="Arial" w:hAnsi="Arial" w:cs="Arial"/>
                 <w:b/>
                 <w:bCs/>
-                <w:lang w:val="en-US"/>
-              </w:rPr>
-            </w:pPr>
-            <w:r>
-              <w:rPr>
+                <w:color w:val="000000" w:themeColor="text1"/>
+                <w:lang w:val="en-US"/>
+              </w:rPr>
+            </w:pPr>
+            <w:r>
+              <w:rPr>
+                <w:rFonts w:ascii="Arial" w:hAnsi="Arial" w:cs="Arial"/>
                 <w:b/>
                 <w:bCs/>
+                <w:color w:val="000000" w:themeColor="text1"/>
                 <w:lang w:val="en-US"/>
               </w:rPr>
               <w:t>3. Solution Design</w:t>
@@ -9987,11 +10060,15 @@
           <w:p>
             <w:pPr>
               <w:rPr>
-                <w:lang w:val="en-US"/>
-              </w:rPr>
-            </w:pPr>
-            <w:r>
-              <w:rPr>
+                <w:rFonts w:ascii="Arial" w:hAnsi="Arial" w:cs="Arial"/>
+                <w:color w:val="000000" w:themeColor="text1"/>
+                <w:lang w:val="en-US"/>
+              </w:rPr>
+            </w:pPr>
+            <w:r>
+              <w:rPr>
+                <w:rFonts w:ascii="Arial" w:hAnsi="Arial" w:cs="Arial"/>
+                <w:color w:val="000000" w:themeColor="text1"/>
                 <w:lang w:val="en-US"/>
               </w:rPr>
               <w:t>Engage cloud architecture consultants; define platform architecture; review ISO 27001 controls</w:t>
@@ -10005,11 +10082,15 @@
           <w:p>
             <w:pPr>
               <w:rPr>
-                <w:lang w:val="en-US"/>
-              </w:rPr>
-            </w:pPr>
-            <w:r>
-              <w:rPr>
+                <w:rFonts w:ascii="Arial" w:hAnsi="Arial" w:cs="Arial"/>
+                <w:color w:val="000000" w:themeColor="text1"/>
+                <w:lang w:val="en-US"/>
+              </w:rPr>
+            </w:pPr>
+            <w:r>
+              <w:rPr>
+                <w:rFonts w:ascii="Arial" w:hAnsi="Arial" w:cs="Arial"/>
+                <w:color w:val="000000" w:themeColor="text1"/>
                 <w:lang w:val="en-US"/>
               </w:rPr>
               <w:t>Manuel Perez, Development Team</w:t>
@@ -10023,11 +10104,15 @@
           <w:p>
             <w:pPr>
               <w:rPr>
-                <w:lang w:val="en-US"/>
-              </w:rPr>
-            </w:pPr>
-            <w:r>
-              <w:rPr>
+                <w:rFonts w:ascii="Arial" w:hAnsi="Arial" w:cs="Arial"/>
+                <w:color w:val="000000" w:themeColor="text1"/>
+                <w:lang w:val="en-US"/>
+              </w:rPr>
+            </w:pPr>
+            <w:r>
+              <w:rPr>
+                <w:rFonts w:ascii="Arial" w:hAnsi="Arial" w:cs="Arial"/>
+                <w:color w:val="000000" w:themeColor="text1"/>
                 <w:lang w:val="en-US"/>
               </w:rPr>
               <w:t>Month 3–4</w:t>
@@ -10041,11 +10126,15 @@
           <w:p>
             <w:pPr>
               <w:rPr>
-                <w:lang w:val="en-US"/>
-              </w:rPr>
-            </w:pPr>
-            <w:r>
-              <w:rPr>
+                <w:rFonts w:ascii="Arial" w:hAnsi="Arial" w:cs="Arial"/>
+                <w:color w:val="000000" w:themeColor="text1"/>
+                <w:lang w:val="en-US"/>
+              </w:rPr>
+            </w:pPr>
+            <w:r>
+              <w:rPr>
+                <w:rFonts w:ascii="Arial" w:hAnsi="Arial" w:cs="Arial"/>
+                <w:color w:val="000000" w:themeColor="text1"/>
                 <w:lang w:val="en-US"/>
               </w:rPr>
               <w:t>Cloud architecture design</w:t>
@@ -10061,15 +10150,19 @@
           <w:p>
             <w:pPr>
               <w:rPr>
+                <w:rFonts w:ascii="Arial" w:hAnsi="Arial" w:cs="Arial"/>
                 <w:b/>
                 <w:bCs/>
-                <w:lang w:val="en-US"/>
-              </w:rPr>
-            </w:pPr>
-            <w:r>
-              <w:rPr>
+                <w:color w:val="000000" w:themeColor="text1"/>
+                <w:lang w:val="en-US"/>
+              </w:rPr>
+            </w:pPr>
+            <w:r>
+              <w:rPr>
+                <w:rFonts w:ascii="Arial" w:hAnsi="Arial" w:cs="Arial"/>
                 <w:b/>
                 <w:bCs/>
+                <w:color w:val="000000" w:themeColor="text1"/>
                 <w:lang w:val="en-US"/>
               </w:rPr>
               <w:t>3. Solution Design</w:t>
@@ -10083,11 +10176,15 @@
           <w:p>
             <w:pPr>
               <w:rPr>
-                <w:lang w:val="en-US"/>
-              </w:rPr>
-            </w:pPr>
-            <w:r>
-              <w:rPr>
+                <w:rFonts w:ascii="Arial" w:hAnsi="Arial" w:cs="Arial"/>
+                <w:color w:val="000000" w:themeColor="text1"/>
+                <w:lang w:val="en-US"/>
+              </w:rPr>
+            </w:pPr>
+            <w:r>
+              <w:rPr>
+                <w:rFonts w:ascii="Arial" w:hAnsi="Arial" w:cs="Arial"/>
+                <w:color w:val="000000" w:themeColor="text1"/>
                 <w:lang w:val="en-US"/>
               </w:rPr>
               <w:t>Design B2C subscription portal; define user stories for customer registration, payment, and access</w:t>
@@ -10101,11 +10198,15 @@
           <w:p>
             <w:pPr>
               <w:rPr>
-                <w:lang w:val="en-US"/>
-              </w:rPr>
-            </w:pPr>
-            <w:r>
-              <w:rPr>
+                <w:rFonts w:ascii="Arial" w:hAnsi="Arial" w:cs="Arial"/>
+                <w:color w:val="000000" w:themeColor="text1"/>
+                <w:lang w:val="en-US"/>
+              </w:rPr>
+            </w:pPr>
+            <w:r>
+              <w:rPr>
+                <w:rFonts w:ascii="Arial" w:hAnsi="Arial" w:cs="Arial"/>
+                <w:color w:val="000000" w:themeColor="text1"/>
                 <w:lang w:val="en-US"/>
               </w:rPr>
               <w:t>Manuel Perez, Development Team</w:t>
@@ -10119,11 +10220,15 @@
           <w:p>
             <w:pPr>
               <w:rPr>
-                <w:lang w:val="en-US"/>
-              </w:rPr>
-            </w:pPr>
-            <w:r>
-              <w:rPr>
+                <w:rFonts w:ascii="Arial" w:hAnsi="Arial" w:cs="Arial"/>
+                <w:color w:val="000000" w:themeColor="text1"/>
+                <w:lang w:val="en-US"/>
+              </w:rPr>
+            </w:pPr>
+            <w:r>
+              <w:rPr>
+                <w:rFonts w:ascii="Arial" w:hAnsi="Arial" w:cs="Arial"/>
+                <w:color w:val="000000" w:themeColor="text1"/>
                 <w:lang w:val="en-US"/>
               </w:rPr>
               <w:t>Month 3–4</w:t>
@@ -10137,11 +10242,15 @@
           <w:p>
             <w:pPr>
               <w:rPr>
-                <w:lang w:val="en-US"/>
-              </w:rPr>
-            </w:pPr>
-            <w:r>
-              <w:rPr>
+                <w:rFonts w:ascii="Arial" w:hAnsi="Arial" w:cs="Arial"/>
+                <w:color w:val="000000" w:themeColor="text1"/>
+                <w:lang w:val="en-US"/>
+              </w:rPr>
+            </w:pPr>
+            <w:r>
+              <w:rPr>
+                <w:rFonts w:ascii="Arial" w:hAnsi="Arial" w:cs="Arial"/>
+                <w:color w:val="000000" w:themeColor="text1"/>
                 <w:lang w:val="en-US"/>
               </w:rPr>
               <w:t>User story backlog; UX wireframes</w:t>
@@ -10157,15 +10266,19 @@
           <w:p>
             <w:pPr>
               <w:rPr>
+                <w:rFonts w:ascii="Arial" w:hAnsi="Arial" w:cs="Arial"/>
                 <w:b/>
                 <w:bCs/>
-                <w:lang w:val="en-US"/>
-              </w:rPr>
-            </w:pPr>
-            <w:r>
-              <w:rPr>
+                <w:color w:val="000000" w:themeColor="text1"/>
+                <w:lang w:val="en-US"/>
+              </w:rPr>
+            </w:pPr>
+            <w:r>
+              <w:rPr>
+                <w:rFonts w:ascii="Arial" w:hAnsi="Arial" w:cs="Arial"/>
                 <w:b/>
                 <w:bCs/>
+                <w:color w:val="000000" w:themeColor="text1"/>
                 <w:lang w:val="en-US"/>
               </w:rPr>
               <w:t>4. Development and Testing</w:t>
@@ -10179,14 +10292,27 @@
           <w:p>
             <w:pPr>
               <w:rPr>
-                <w:lang w:val="en-US"/>
-              </w:rPr>
-            </w:pPr>
-            <w:r>
-              <w:rPr>
-                <w:lang w:val="en-US"/>
-              </w:rPr>
-              <w:t>Oversee platform development in Scrum sprints; review sprint outputs against requirements</w:t>
+                <w:rFonts w:ascii="Arial" w:hAnsi="Arial" w:cs="Arial"/>
+                <w:color w:val="000000" w:themeColor="text1"/>
+                <w:lang w:val="en-US"/>
+              </w:rPr>
+            </w:pPr>
+            <w:r>
+              <w:rPr>
+                <w:rFonts w:ascii="Arial" w:hAnsi="Arial" w:cs="Arial"/>
+                <w:color w:val="000000" w:themeColor="text1"/>
+                <w:lang w:val="en-US"/>
+              </w:rPr>
+              <w:t xml:space="preserve">Oversee platform development in Scrum sprints; review </w:t>
+            </w:r>
+            <w:r>
+              <w:rPr>
+                <w:rFonts w:ascii="Arial" w:hAnsi="Arial" w:cs="Arial"/>
+                <w:color w:val="000000" w:themeColor="text1"/>
+                <w:lang w:val="en-US"/>
+              </w:rPr>
+              <w:lastRenderedPageBreak/>
+              <w:t>sprint outputs against requirements</w:t>
             </w:r>
           </w:p>
         </w:tc>
@@ -10197,13 +10323,18 @@
           <w:p>
             <w:pPr>
               <w:rPr>
-                <w:lang w:val="en-US"/>
-              </w:rPr>
-            </w:pPr>
-            <w:r>
-              <w:rPr>
-                <w:lang w:val="en-US"/>
-              </w:rPr>
+                <w:rFonts w:ascii="Arial" w:hAnsi="Arial" w:cs="Arial"/>
+                <w:color w:val="000000" w:themeColor="text1"/>
+                <w:lang w:val="en-US"/>
+              </w:rPr>
+            </w:pPr>
+            <w:r>
+              <w:rPr>
+                <w:rFonts w:ascii="Arial" w:hAnsi="Arial" w:cs="Arial"/>
+                <w:color w:val="000000" w:themeColor="text1"/>
+                <w:lang w:val="en-US"/>
+              </w:rPr>
+              <w:lastRenderedPageBreak/>
               <w:t>Manuel Perez, Divya Sapra</w:t>
             </w:r>
           </w:p>
@@ -10215,11 +10346,15 @@
           <w:p>
             <w:pPr>
               <w:rPr>
-                <w:lang w:val="en-US"/>
-              </w:rPr>
-            </w:pPr>
-            <w:r>
-              <w:rPr>
+                <w:rFonts w:ascii="Arial" w:hAnsi="Arial" w:cs="Arial"/>
+                <w:color w:val="000000" w:themeColor="text1"/>
+                <w:lang w:val="en-US"/>
+              </w:rPr>
+            </w:pPr>
+            <w:r>
+              <w:rPr>
+                <w:rFonts w:ascii="Arial" w:hAnsi="Arial" w:cs="Arial"/>
+                <w:color w:val="000000" w:themeColor="text1"/>
                 <w:lang w:val="en-US"/>
               </w:rPr>
               <w:t>Month 4–8</w:t>
@@ -10233,11 +10368,15 @@
           <w:p>
             <w:pPr>
               <w:rPr>
-                <w:lang w:val="en-US"/>
-              </w:rPr>
-            </w:pPr>
-            <w:r>
-              <w:rPr>
+                <w:rFonts w:ascii="Arial" w:hAnsi="Arial" w:cs="Arial"/>
+                <w:color w:val="000000" w:themeColor="text1"/>
+                <w:lang w:val="en-US"/>
+              </w:rPr>
+            </w:pPr>
+            <w:r>
+              <w:rPr>
+                <w:rFonts w:ascii="Arial" w:hAnsi="Arial" w:cs="Arial"/>
+                <w:color w:val="000000" w:themeColor="text1"/>
                 <w:lang w:val="en-US"/>
               </w:rPr>
               <w:t>Sprint review reports; Tested builds</w:t>
@@ -10253,15 +10392,19 @@
           <w:p>
             <w:pPr>
               <w:rPr>
+                <w:rFonts w:ascii="Arial" w:hAnsi="Arial" w:cs="Arial"/>
                 <w:b/>
                 <w:bCs/>
-                <w:lang w:val="en-US"/>
-              </w:rPr>
-            </w:pPr>
-            <w:r>
-              <w:rPr>
+                <w:color w:val="000000" w:themeColor="text1"/>
+                <w:lang w:val="en-US"/>
+              </w:rPr>
+            </w:pPr>
+            <w:r>
+              <w:rPr>
+                <w:rFonts w:ascii="Arial" w:hAnsi="Arial" w:cs="Arial"/>
                 <w:b/>
                 <w:bCs/>
+                <w:color w:val="000000" w:themeColor="text1"/>
                 <w:lang w:val="en-US"/>
               </w:rPr>
               <w:t>4. Development and Testing</w:t>
@@ -10275,21 +10418,18 @@
           <w:p>
             <w:pPr>
               <w:rPr>
-                <w:lang w:val="en-US"/>
-              </w:rPr>
-            </w:pPr>
-            <w:r>
-              <w:rPr>
-                <w:lang w:val="en-US"/>
-              </w:rPr>
-              <w:t xml:space="preserve">Conduct user acceptance testing with school stakeholders; validate platform </w:t>
-            </w:r>
-            <w:r>
-              <w:rPr>
-                <w:lang w:val="en-US"/>
-              </w:rPr>
-              <w:lastRenderedPageBreak/>
-              <w:t>against acceptance criteria</w:t>
+                <w:rFonts w:ascii="Arial" w:hAnsi="Arial" w:cs="Arial"/>
+                <w:color w:val="000000" w:themeColor="text1"/>
+                <w:lang w:val="en-US"/>
+              </w:rPr>
+            </w:pPr>
+            <w:r>
+              <w:rPr>
+                <w:rFonts w:ascii="Arial" w:hAnsi="Arial" w:cs="Arial"/>
+                <w:color w:val="000000" w:themeColor="text1"/>
+                <w:lang w:val="en-US"/>
+              </w:rPr>
+              <w:t>Conduct user acceptance testing with school stakeholders; validate platform against acceptance criteria</w:t>
             </w:r>
           </w:p>
         </w:tc>
@@ -10300,14 +10440,17 @@
           <w:p>
             <w:pPr>
               <w:rPr>
-                <w:lang w:val="en-US"/>
-              </w:rPr>
-            </w:pPr>
-            <w:r>
-              <w:rPr>
-                <w:lang w:val="en-US"/>
-              </w:rPr>
-              <w:lastRenderedPageBreak/>
+                <w:rFonts w:ascii="Arial" w:hAnsi="Arial" w:cs="Arial"/>
+                <w:color w:val="000000" w:themeColor="text1"/>
+                <w:lang w:val="en-US"/>
+              </w:rPr>
+            </w:pPr>
+            <w:r>
+              <w:rPr>
+                <w:rFonts w:ascii="Arial" w:hAnsi="Arial" w:cs="Arial"/>
+                <w:color w:val="000000" w:themeColor="text1"/>
+                <w:lang w:val="en-US"/>
+              </w:rPr>
               <w:t>Manuel Perez, Stakeholders</w:t>
             </w:r>
           </w:p>
@@ -10319,11 +10462,15 @@
           <w:p>
             <w:pPr>
               <w:rPr>
-                <w:lang w:val="en-US"/>
-              </w:rPr>
-            </w:pPr>
-            <w:r>
-              <w:rPr>
+                <w:rFonts w:ascii="Arial" w:hAnsi="Arial" w:cs="Arial"/>
+                <w:color w:val="000000" w:themeColor="text1"/>
+                <w:lang w:val="en-US"/>
+              </w:rPr>
+            </w:pPr>
+            <w:r>
+              <w:rPr>
+                <w:rFonts w:ascii="Arial" w:hAnsi="Arial" w:cs="Arial"/>
+                <w:color w:val="000000" w:themeColor="text1"/>
                 <w:lang w:val="en-US"/>
               </w:rPr>
               <w:t>Month 7–8</w:t>
@@ -10337,11 +10484,15 @@
           <w:p>
             <w:pPr>
               <w:rPr>
-                <w:lang w:val="en-US"/>
-              </w:rPr>
-            </w:pPr>
-            <w:r>
-              <w:rPr>
+                <w:rFonts w:ascii="Arial" w:hAnsi="Arial" w:cs="Arial"/>
+                <w:color w:val="000000" w:themeColor="text1"/>
+                <w:lang w:val="en-US"/>
+              </w:rPr>
+            </w:pPr>
+            <w:r>
+              <w:rPr>
+                <w:rFonts w:ascii="Arial" w:hAnsi="Arial" w:cs="Arial"/>
+                <w:color w:val="000000" w:themeColor="text1"/>
                 <w:lang w:val="en-US"/>
               </w:rPr>
               <w:t>UAT report; Approved test results</w:t>
@@ -10357,15 +10508,19 @@
           <w:p>
             <w:pPr>
               <w:rPr>
+                <w:rFonts w:ascii="Arial" w:hAnsi="Arial" w:cs="Arial"/>
                 <w:b/>
                 <w:bCs/>
-                <w:lang w:val="en-US"/>
-              </w:rPr>
-            </w:pPr>
-            <w:r>
-              <w:rPr>
+                <w:color w:val="000000" w:themeColor="text1"/>
+                <w:lang w:val="en-US"/>
+              </w:rPr>
+            </w:pPr>
+            <w:r>
+              <w:rPr>
+                <w:rFonts w:ascii="Arial" w:hAnsi="Arial" w:cs="Arial"/>
                 <w:b/>
                 <w:bCs/>
+                <w:color w:val="000000" w:themeColor="text1"/>
                 <w:lang w:val="en-US"/>
               </w:rPr>
               <w:t>5. Go-Live and Review</w:t>
@@ -10379,11 +10534,15 @@
           <w:p>
             <w:pPr>
               <w:rPr>
-                <w:lang w:val="en-US"/>
-              </w:rPr>
-            </w:pPr>
-            <w:r>
-              <w:rPr>
+                <w:rFonts w:ascii="Arial" w:hAnsi="Arial" w:cs="Arial"/>
+                <w:color w:val="000000" w:themeColor="text1"/>
+                <w:lang w:val="en-US"/>
+              </w:rPr>
+            </w:pPr>
+            <w:r>
+              <w:rPr>
+                <w:rFonts w:ascii="Arial" w:hAnsi="Arial" w:cs="Arial"/>
+                <w:color w:val="000000" w:themeColor="text1"/>
                 <w:lang w:val="en-US"/>
               </w:rPr>
               <w:t>Support phased platform launch; coordinate staff training; monitor adoption metrics</w:t>
@@ -10397,11 +10556,15 @@
           <w:p>
             <w:pPr>
               <w:rPr>
-                <w:lang w:val="en-US"/>
-              </w:rPr>
-            </w:pPr>
-            <w:r>
-              <w:rPr>
+                <w:rFonts w:ascii="Arial" w:hAnsi="Arial" w:cs="Arial"/>
+                <w:color w:val="000000" w:themeColor="text1"/>
+                <w:lang w:val="en-US"/>
+              </w:rPr>
+            </w:pPr>
+            <w:r>
+              <w:rPr>
+                <w:rFonts w:ascii="Arial" w:hAnsi="Arial" w:cs="Arial"/>
+                <w:color w:val="000000" w:themeColor="text1"/>
                 <w:lang w:val="en-US"/>
               </w:rPr>
               <w:t>Manuel Perez</w:t>
@@ -10415,11 +10578,15 @@
           <w:p>
             <w:pPr>
               <w:rPr>
-                <w:lang w:val="en-US"/>
-              </w:rPr>
-            </w:pPr>
-            <w:r>
-              <w:rPr>
+                <w:rFonts w:ascii="Arial" w:hAnsi="Arial" w:cs="Arial"/>
+                <w:color w:val="000000" w:themeColor="text1"/>
+                <w:lang w:val="en-US"/>
+              </w:rPr>
+            </w:pPr>
+            <w:r>
+              <w:rPr>
+                <w:rFonts w:ascii="Arial" w:hAnsi="Arial" w:cs="Arial"/>
+                <w:color w:val="000000" w:themeColor="text1"/>
                 <w:lang w:val="en-US"/>
               </w:rPr>
               <w:t>Month 9</w:t>
@@ -10433,11 +10600,15 @@
           <w:p>
             <w:pPr>
               <w:rPr>
-                <w:lang w:val="en-US"/>
-              </w:rPr>
-            </w:pPr>
-            <w:r>
-              <w:rPr>
+                <w:rFonts w:ascii="Arial" w:hAnsi="Arial" w:cs="Arial"/>
+                <w:color w:val="000000" w:themeColor="text1"/>
+                <w:lang w:val="en-US"/>
+              </w:rPr>
+            </w:pPr>
+            <w:r>
+              <w:rPr>
+                <w:rFonts w:ascii="Arial" w:hAnsi="Arial" w:cs="Arial"/>
+                <w:color w:val="000000" w:themeColor="text1"/>
                 <w:lang w:val="en-US"/>
               </w:rPr>
               <w:t>Training materials; Go-live report</w:t>
@@ -10453,15 +10624,19 @@
           <w:p>
             <w:pPr>
               <w:rPr>
+                <w:rFonts w:ascii="Arial" w:hAnsi="Arial" w:cs="Arial"/>
                 <w:b/>
                 <w:bCs/>
-                <w:lang w:val="en-US"/>
-              </w:rPr>
-            </w:pPr>
-            <w:r>
-              <w:rPr>
+                <w:color w:val="000000" w:themeColor="text1"/>
+                <w:lang w:val="en-US"/>
+              </w:rPr>
+            </w:pPr>
+            <w:r>
+              <w:rPr>
+                <w:rFonts w:ascii="Arial" w:hAnsi="Arial" w:cs="Arial"/>
                 <w:b/>
                 <w:bCs/>
+                <w:color w:val="000000" w:themeColor="text1"/>
                 <w:lang w:val="en-US"/>
               </w:rPr>
               <w:t>5. Go-Live and Review</w:t>
@@ -10475,11 +10650,15 @@
           <w:p>
             <w:pPr>
               <w:rPr>
-                <w:lang w:val="en-US"/>
-              </w:rPr>
-            </w:pPr>
-            <w:r>
-              <w:rPr>
+                <w:rFonts w:ascii="Arial" w:hAnsi="Arial" w:cs="Arial"/>
+                <w:color w:val="000000" w:themeColor="text1"/>
+                <w:lang w:val="en-US"/>
+              </w:rPr>
+            </w:pPr>
+            <w:r>
+              <w:rPr>
+                <w:rFonts w:ascii="Arial" w:hAnsi="Arial" w:cs="Arial"/>
+                <w:color w:val="000000" w:themeColor="text1"/>
                 <w:lang w:val="en-US"/>
               </w:rPr>
               <w:t>Conduct post-implementation review; assess whether objectives were achieved; update documentation</w:t>
@@ -10493,11 +10672,15 @@
           <w:p>
             <w:pPr>
               <w:rPr>
-                <w:lang w:val="en-US"/>
-              </w:rPr>
-            </w:pPr>
-            <w:r>
-              <w:rPr>
+                <w:rFonts w:ascii="Arial" w:hAnsi="Arial" w:cs="Arial"/>
+                <w:color w:val="000000" w:themeColor="text1"/>
+                <w:lang w:val="en-US"/>
+              </w:rPr>
+            </w:pPr>
+            <w:r>
+              <w:rPr>
+                <w:rFonts w:ascii="Arial" w:hAnsi="Arial" w:cs="Arial"/>
+                <w:color w:val="000000" w:themeColor="text1"/>
                 <w:lang w:val="en-US"/>
               </w:rPr>
               <w:t>Manuel Perez, Divya Sapra</w:t>
@@ -10511,11 +10694,15 @@
           <w:p>
             <w:pPr>
               <w:rPr>
-                <w:lang w:val="en-US"/>
-              </w:rPr>
-            </w:pPr>
-            <w:r>
-              <w:rPr>
+                <w:rFonts w:ascii="Arial" w:hAnsi="Arial" w:cs="Arial"/>
+                <w:color w:val="000000" w:themeColor="text1"/>
+                <w:lang w:val="en-US"/>
+              </w:rPr>
+            </w:pPr>
+            <w:r>
+              <w:rPr>
+                <w:rFonts w:ascii="Arial" w:hAnsi="Arial" w:cs="Arial"/>
+                <w:color w:val="000000" w:themeColor="text1"/>
                 <w:lang w:val="en-US"/>
               </w:rPr>
               <w:t>Month 10</w:t>
@@ -10529,11 +10716,15 @@
           <w:p>
             <w:pPr>
               <w:rPr>
-                <w:lang w:val="en-US"/>
-              </w:rPr>
-            </w:pPr>
-            <w:r>
-              <w:rPr>
+                <w:rFonts w:ascii="Arial" w:hAnsi="Arial" w:cs="Arial"/>
+                <w:color w:val="000000" w:themeColor="text1"/>
+                <w:lang w:val="en-US"/>
+              </w:rPr>
+            </w:pPr>
+            <w:r>
+              <w:rPr>
+                <w:rFonts w:ascii="Arial" w:hAnsi="Arial" w:cs="Arial"/>
+                <w:color w:val="000000" w:themeColor="text1"/>
                 <w:lang w:val="en-US"/>
               </w:rPr>
               <w:t>Post-implementation review report</w:t>
@@ -10542,7 +10733,14 @@
         </w:tc>
       </w:tr>
     </w:tbl>
-    <w:p/>
+    <w:p>
+      <w:pPr>
+        <w:rPr>
+          <w:rFonts w:ascii="Arial" w:hAnsi="Arial" w:cs="Arial"/>
+          <w:color w:val="000000" w:themeColor="text1"/>
+        </w:rPr>
+      </w:pPr>
+    </w:p>
     <w:p>
       <w:pPr>
         <w:rPr>
@@ -11371,7 +11569,16 @@
                 <w:color w:val="000000" w:themeColor="text1"/>
                 <w:lang w:val="en-US"/>
               </w:rPr>
-              <w:t xml:space="preserve"> for all financial commitments; verify partner bank details independently</w:t>
+              <w:t xml:space="preserve"> for all financial </w:t>
+            </w:r>
+            <w:r>
+              <w:rPr>
+                <w:rFonts w:ascii="Arial" w:hAnsi="Arial" w:cs="Arial"/>
+                <w:color w:val="000000" w:themeColor="text1"/>
+                <w:lang w:val="en-US"/>
+              </w:rPr>
+              <w:lastRenderedPageBreak/>
+              <w:t>commitments; verify partner bank details independently</w:t>
             </w:r>
           </w:p>
         </w:tc>
@@ -11393,6 +11600,7 @@
                 <w:color w:val="000000" w:themeColor="text1"/>
                 <w:lang w:val="en-US"/>
               </w:rPr>
+              <w:lastRenderedPageBreak/>
               <w:t>Anna Armstrong</w:t>
             </w:r>
           </w:p>
@@ -11497,16 +11705,7 @@
                 <w:color w:val="000000" w:themeColor="text1"/>
                 <w:lang w:val="en-US"/>
               </w:rPr>
-              <w:t xml:space="preserve">Define ERP integration requirements (order routing, delivery </w:t>
-            </w:r>
-            <w:r>
-              <w:rPr>
-                <w:rFonts w:ascii="Arial" w:hAnsi="Arial" w:cs="Arial"/>
-                <w:color w:val="000000" w:themeColor="text1"/>
-                <w:lang w:val="en-US"/>
-              </w:rPr>
-              <w:lastRenderedPageBreak/>
-              <w:t>tracking, software pre-installation)</w:t>
+              <w:t>Define ERP integration requirements (order routing, delivery tracking, software pre-installation)</w:t>
             </w:r>
           </w:p>
         </w:tc>
@@ -11528,7 +11727,6 @@
                 <w:color w:val="000000" w:themeColor="text1"/>
                 <w:lang w:val="en-US"/>
               </w:rPr>
-              <w:lastRenderedPageBreak/>
               <w:t>Manuel Perez, Divya Sapra</w:t>
             </w:r>
           </w:p>

--- a/2026-T3/B2-ICTSAD609-Plan_Monitor/2-Task2/611-Task2-section1.docx
+++ b/2026-T3/B2-ICTSAD609-Plan_Monitor/2-Task2/611-Task2-section1.docx
@@ -203,7 +203,14 @@
           <w:rFonts w:ascii="Arial" w:hAnsi="Arial" w:cs="Arial"/>
           <w:color w:val="000000" w:themeColor="text1"/>
         </w:rPr>
-        <w:t>Worlducation is a social startup founded in 2016, headquartered in Sydney's CBD, with a development team in Bulgaria, a manufacturing team in Hong Kong, and operations and marketing staff in Colombia, Egypt, Iceland, Russia, and the Philippines. The company manufactures AI-powered tablet computers for elementary school students and develops educational software, content, and activities designed to adapt to each child's individual learning progress.</w:t>
+        <w:t>It i</w:t>
+      </w:r>
+      <w:r>
+        <w:rPr>
+          <w:rFonts w:ascii="Arial" w:hAnsi="Arial" w:cs="Arial"/>
+          <w:color w:val="000000" w:themeColor="text1"/>
+        </w:rPr>
+        <w:t>s a social startup founded in 2016, headquartered in Sydney's CBD, with a development team in Bulgaria, a manufacturing team in Hong Kong, and operations and marketing staff in Colombia, Egypt, Iceland, Russia, and the Philippines. The company manufactures AI-powered tablet computers for elementary school students and develops educational software, content, and activities designed to adapt to each child's individual learning progress.</w:t>
       </w:r>
     </w:p>
     <w:p>
@@ -3618,6 +3625,42 @@
           <w:color w:val="000000" w:themeColor="text1"/>
         </w:rPr>
       </w:pPr>
+    </w:p>
+    <w:p>
+      <w:pPr>
+        <w:spacing w:after="160" w:line="278" w:lineRule="auto"/>
+        <w:rPr>
+          <w:rFonts w:ascii="Arial" w:hAnsi="Arial" w:cs="Arial"/>
+          <w:color w:val="000000" w:themeColor="text1"/>
+        </w:rPr>
+      </w:pPr>
+    </w:p>
+    <w:p>
+      <w:pPr>
+        <w:spacing w:after="160" w:line="278" w:lineRule="auto"/>
+        <w:rPr>
+          <w:rFonts w:ascii="Arial" w:hAnsi="Arial" w:cs="Arial"/>
+          <w:color w:val="000000" w:themeColor="text1"/>
+        </w:rPr>
+      </w:pPr>
+    </w:p>
+    <w:p>
+      <w:pPr>
+        <w:spacing w:after="160" w:line="278" w:lineRule="auto"/>
+        <w:rPr>
+          <w:rFonts w:ascii="Arial" w:hAnsi="Arial" w:cs="Arial"/>
+          <w:color w:val="000000" w:themeColor="text1"/>
+        </w:rPr>
+      </w:pPr>
+    </w:p>
+    <w:p>
+      <w:pPr>
+        <w:spacing w:after="160" w:line="278" w:lineRule="auto"/>
+        <w:rPr>
+          <w:rFonts w:ascii="Arial" w:hAnsi="Arial" w:cs="Arial"/>
+          <w:color w:val="000000" w:themeColor="text1"/>
+        </w:rPr>
+      </w:pPr>
       <w:r>
         <w:rPr>
           <w:rFonts w:ascii="Arial" w:hAnsi="Arial" w:cs="Arial"/>
@@ -3628,6 +3671,21 @@
     </w:p>
     <w:p>
       <w:pPr>
+        <w:pStyle w:val="Heading1"/>
+      </w:pPr>
+      <w:r>
+        <w:lastRenderedPageBreak/>
+        <w:t>STAKEHOLDER REGISTER</w:t>
+      </w:r>
+      <w:r>
+        <w:t xml:space="preserve"> &amp; </w:t>
+      </w:r>
+      <w:r>
+        <w:t>STAKEHOLDER ANALYSIS</w:t>
+      </w:r>
+    </w:p>
+    <w:p>
+      <w:pPr>
         <w:rPr>
           <w:rFonts w:ascii="Arial" w:hAnsi="Arial" w:cs="Arial"/>
           <w:b/>
@@ -3635,14 +3693,23 @@
           <w:color w:val="000000" w:themeColor="text1"/>
         </w:rPr>
       </w:pPr>
-      <w:r>
+    </w:p>
+    <w:p>
+      <w:pPr>
         <w:rPr>
           <w:rFonts w:ascii="Arial" w:hAnsi="Arial" w:cs="Arial"/>
           <w:b/>
           <w:bCs/>
           <w:color w:val="000000" w:themeColor="text1"/>
         </w:rPr>
-        <w:lastRenderedPageBreak/>
+      </w:pPr>
+      <w:r>
+        <w:rPr>
+          <w:rFonts w:ascii="Arial" w:hAnsi="Arial" w:cs="Arial"/>
+          <w:b/>
+          <w:bCs/>
+          <w:color w:val="000000" w:themeColor="text1"/>
+        </w:rPr>
         <w:t>Identification of stakeholders</w:t>
       </w:r>
     </w:p>
@@ -5214,7 +5281,15 @@
                 <w:rFonts w:ascii="Arial" w:hAnsi="Arial" w:cs="Arial"/>
                 <w:color w:val="000000" w:themeColor="text1"/>
               </w:rPr>
-              <w:t>Authorises all financial transactions per Finance Authorisation Policy; approves $2M cloud investment (Init. 1) and all supplier commitments (Init. 2)</w:t>
+              <w:t xml:space="preserve">Authorises all financial transactions per Finance Authorisation Policy; approves $2M cloud </w:t>
+            </w:r>
+            <w:r>
+              <w:rPr>
+                <w:rFonts w:ascii="Arial" w:hAnsi="Arial" w:cs="Arial"/>
+                <w:color w:val="000000" w:themeColor="text1"/>
+              </w:rPr>
+              <w:lastRenderedPageBreak/>
+              <w:t>investment (Init. 1) and all supplier commitments (Init. 2)</w:t>
             </w:r>
           </w:p>
         </w:tc>
@@ -5237,7 +5312,6 @@
                 <w:rFonts w:ascii="Arial" w:hAnsi="Arial" w:cs="Arial"/>
                 <w:color w:val="000000" w:themeColor="text1"/>
               </w:rPr>
-              <w:lastRenderedPageBreak/>
               <w:t>Divya Sapra (IT Supervisor)</w:t>
             </w:r>
           </w:p>
@@ -6919,6 +6993,7 @@
     </w:p>
     <w:p>
       <w:pPr>
+        <w:spacing w:after="160" w:line="278" w:lineRule="auto"/>
         <w:rPr>
           <w:rFonts w:ascii="Arial" w:hAnsi="Arial" w:cs="Arial"/>
           <w:b/>
@@ -6933,6 +7008,26 @@
           <w:bCs/>
           <w:color w:val="000000" w:themeColor="text1"/>
         </w:rPr>
+        <w:br w:type="page"/>
+      </w:r>
+    </w:p>
+    <w:p>
+      <w:pPr>
+        <w:rPr>
+          <w:rFonts w:ascii="Arial" w:hAnsi="Arial" w:cs="Arial"/>
+          <w:b/>
+          <w:bCs/>
+          <w:color w:val="000000" w:themeColor="text1"/>
+        </w:rPr>
+      </w:pPr>
+      <w:r>
+        <w:rPr>
+          <w:rFonts w:ascii="Arial" w:hAnsi="Arial" w:cs="Arial"/>
+          <w:b/>
+          <w:bCs/>
+          <w:color w:val="000000" w:themeColor="text1"/>
+        </w:rPr>
+        <w:lastRenderedPageBreak/>
         <w:t>Stakeholders with Authority Over Business Analysis Activities</w:t>
       </w:r>
     </w:p>
@@ -6976,7 +7071,6 @@
           <w:rFonts w:ascii="Arial" w:hAnsi="Arial" w:cs="Arial"/>
           <w:color w:val="000000" w:themeColor="text1"/>
         </w:rPr>
-        <w:lastRenderedPageBreak/>
         <w:t>Lucas López (CEO/Founder) – Both initiatives</w:t>
       </w:r>
     </w:p>
@@ -7419,6 +7513,7 @@
                 <w:bCs/>
                 <w:color w:val="000000" w:themeColor="text1"/>
               </w:rPr>
+              <w:lastRenderedPageBreak/>
               <w:t>Role</w:t>
             </w:r>
           </w:p>
@@ -7583,15 +7678,7 @@
                 <w:rFonts w:ascii="Arial" w:hAnsi="Arial" w:cs="Arial"/>
                 <w:color w:val="000000" w:themeColor="text1"/>
               </w:rPr>
-              <w:t xml:space="preserve">Plans and executes all business analysis activities; elicits and documents requirements; </w:t>
-            </w:r>
-            <w:r>
-              <w:rPr>
-                <w:rFonts w:ascii="Arial" w:hAnsi="Arial" w:cs="Arial"/>
-                <w:color w:val="000000" w:themeColor="text1"/>
-              </w:rPr>
-              <w:lastRenderedPageBreak/>
-              <w:t>manages stakeholder engagement across both initiatives</w:t>
+              <w:t>Plans and executes all business analysis activities; elicits and documents requirements; manages stakeholder engagement across both initiatives</w:t>
             </w:r>
           </w:p>
         </w:tc>
@@ -7614,7 +7701,6 @@
                 <w:rFonts w:ascii="Arial" w:hAnsi="Arial" w:cs="Arial"/>
                 <w:color w:val="000000" w:themeColor="text1"/>
               </w:rPr>
-              <w:lastRenderedPageBreak/>
               <w:t>IT Professional Supervisor</w:t>
             </w:r>
           </w:p>
@@ -8485,6 +8571,7 @@
           <w:rFonts w:ascii="Arial" w:hAnsi="Arial" w:cs="Arial"/>
           <w:color w:val="000000" w:themeColor="text1"/>
         </w:rPr>
+        <w:lastRenderedPageBreak/>
         <w:t>Noah Jones (Operations Manager) expressed concerns regarding workforce transition, operating cost projections and requested a Workforce Impact Analysis, a B2C Cost Audit, and a Risk Mitigation Plan.</w:t>
       </w:r>
     </w:p>
@@ -8914,7 +9001,15 @@
           <w:rFonts w:ascii="Arial" w:hAnsi="Arial" w:cs="Arial"/>
           <w:color w:val="000000" w:themeColor="text1"/>
         </w:rPr>
-        <w:t xml:space="preserve"> (Sales Team Manager): She was concerned about quality assurance to the more than 550 schools that are current clients. He agreed that the lost margin of $200 per outsourced unit is preferable to losing customers, but it required strict countermeasures. It demanded the design of Service Level Agreements (SLA) for hardware quality control, as well as definitive and reliable delivery schedules for the 1,500 tablets that are still backlogged from 2020.</w:t>
+        <w:t xml:space="preserve"> (Sales Team Manager): She was concerned about quality assurance to the more than 550 schools that are current clients. He agreed that the lost margin of $200 per outsourced unit is preferable to losing customers, but it required strict countermeasures. It demanded the design of Service Level Agreements (SLA) for hardware quality control, as </w:t>
+      </w:r>
+      <w:r>
+        <w:rPr>
+          <w:rFonts w:ascii="Arial" w:hAnsi="Arial" w:cs="Arial"/>
+          <w:color w:val="000000" w:themeColor="text1"/>
+        </w:rPr>
+        <w:lastRenderedPageBreak/>
+        <w:t>well as definitive and reliable delivery schedules for the 1,500 tablets that are still backlogged from 2020.</w:t>
       </w:r>
     </w:p>
     <w:p>

--- a/2026-T3/B2-ICTSAD609-Plan_Monitor/2-Task2/611-Task2-section1.docx
+++ b/2026-T3/B2-ICTSAD609-Plan_Monitor/2-Task2/611-Task2-section1.docx
@@ -4810,6 +4810,134 @@
                 <w:color w:val="000000" w:themeColor="text1"/>
               </w:rPr>
               <w:t>Initiative 2 only</w:t>
+            </w:r>
+          </w:p>
+        </w:tc>
+      </w:tr>
+      <w:tr>
+        <w:tc>
+          <w:tcPr>
+            <w:tcW w:w="0" w:type="auto"/>
+          </w:tcPr>
+          <w:p>
+            <w:pPr>
+              <w:rPr>
+                <w:rFonts w:ascii="Arial" w:hAnsi="Arial" w:cs="Arial"/>
+                <w:color w:val="000000" w:themeColor="text1"/>
+                <w:highlight w:val="yellow"/>
+              </w:rPr>
+            </w:pPr>
+            <w:r>
+              <w:rPr>
+                <w:rFonts w:ascii="Arial" w:hAnsi="Arial" w:cs="Arial"/>
+                <w:color w:val="000000" w:themeColor="text1"/>
+                <w:highlight w:val="yellow"/>
+              </w:rPr>
+              <w:t xml:space="preserve">Sarah Jenkins (Lead GRC Consultant - </w:t>
+            </w:r>
+            <w:proofErr w:type="spellStart"/>
+            <w:r>
+              <w:rPr>
+                <w:rFonts w:ascii="Arial" w:hAnsi="Arial" w:cs="Arial"/>
+                <w:color w:val="000000" w:themeColor="text1"/>
+                <w:highlight w:val="yellow"/>
+              </w:rPr>
+              <w:t>Sentrient</w:t>
+            </w:r>
+            <w:proofErr w:type="spellEnd"/>
+            <w:r>
+              <w:rPr>
+                <w:rFonts w:ascii="Arial" w:hAnsi="Arial" w:cs="Arial"/>
+                <w:color w:val="000000" w:themeColor="text1"/>
+                <w:highlight w:val="yellow"/>
+              </w:rPr>
+              <w:t>)</w:t>
+            </w:r>
+          </w:p>
+        </w:tc>
+        <w:tc>
+          <w:tcPr>
+            <w:tcW w:w="0" w:type="auto"/>
+          </w:tcPr>
+          <w:p>
+            <w:pPr>
+              <w:rPr>
+                <w:rFonts w:ascii="Arial" w:hAnsi="Arial" w:cs="Arial"/>
+                <w:color w:val="000000" w:themeColor="text1"/>
+                <w:highlight w:val="yellow"/>
+              </w:rPr>
+            </w:pPr>
+            <w:r>
+              <w:rPr>
+                <w:rFonts w:ascii="Arial" w:hAnsi="Arial" w:cs="Arial"/>
+                <w:color w:val="000000" w:themeColor="text1"/>
+                <w:highlight w:val="yellow"/>
+              </w:rPr>
+              <w:t>Both</w:t>
+            </w:r>
+          </w:p>
+        </w:tc>
+      </w:tr>
+      <w:tr>
+        <w:tc>
+          <w:tcPr>
+            <w:tcW w:w="0" w:type="auto"/>
+          </w:tcPr>
+          <w:p>
+            <w:pPr>
+              <w:rPr>
+                <w:rFonts w:ascii="Arial" w:hAnsi="Arial" w:cs="Arial"/>
+                <w:color w:val="000000" w:themeColor="text1"/>
+                <w:highlight w:val="yellow"/>
+              </w:rPr>
+            </w:pPr>
+            <w:r>
+              <w:rPr>
+                <w:rFonts w:ascii="Arial" w:hAnsi="Arial" w:cs="Arial"/>
+                <w:color w:val="000000" w:themeColor="text1"/>
+                <w:highlight w:val="yellow"/>
+              </w:rPr>
+              <w:t xml:space="preserve">David Chen (Systems Integration Specialist - </w:t>
+            </w:r>
+            <w:proofErr w:type="spellStart"/>
+            <w:r>
+              <w:rPr>
+                <w:rFonts w:ascii="Arial" w:hAnsi="Arial" w:cs="Arial"/>
+                <w:color w:val="000000" w:themeColor="text1"/>
+                <w:highlight w:val="yellow"/>
+              </w:rPr>
+              <w:t>Sentrient</w:t>
+            </w:r>
+            <w:proofErr w:type="spellEnd"/>
+            <w:r>
+              <w:rPr>
+                <w:rFonts w:ascii="Arial" w:hAnsi="Arial" w:cs="Arial"/>
+                <w:color w:val="000000" w:themeColor="text1"/>
+                <w:highlight w:val="yellow"/>
+              </w:rPr>
+              <w:t>)</w:t>
+            </w:r>
+          </w:p>
+        </w:tc>
+        <w:tc>
+          <w:tcPr>
+            <w:tcW w:w="0" w:type="auto"/>
+          </w:tcPr>
+          <w:p>
+            <w:pPr>
+              <w:rPr>
+                <w:rFonts w:ascii="Arial" w:hAnsi="Arial" w:cs="Arial"/>
+                <w:color w:val="000000" w:themeColor="text1"/>
+                <w:highlight w:val="yellow"/>
+              </w:rPr>
+            </w:pPr>
+            <w:r>
+              <w:rPr>
+                <w:rFonts w:ascii="Arial" w:hAnsi="Arial" w:cs="Arial"/>
+                <w:color w:val="000000" w:themeColor="text1"/>
+                <w:highlight w:val="yellow"/>
+              </w:rPr>
+              <w:t>Both</w:t>
             </w:r>
           </w:p>
         </w:tc>
@@ -5176,6 +5304,7 @@
                 <w:rFonts w:ascii="Arial" w:hAnsi="Arial" w:cs="Arial"/>
                 <w:color w:val="000000" w:themeColor="text1"/>
               </w:rPr>
+              <w:lastRenderedPageBreak/>
               <w:t>Anna Armstrong (Finance Manager)</w:t>
             </w:r>
           </w:p>
@@ -5281,15 +5410,7 @@
                 <w:rFonts w:ascii="Arial" w:hAnsi="Arial" w:cs="Arial"/>
                 <w:color w:val="000000" w:themeColor="text1"/>
               </w:rPr>
-              <w:t xml:space="preserve">Authorises all financial transactions per Finance Authorisation Policy; approves $2M cloud </w:t>
-            </w:r>
-            <w:r>
-              <w:rPr>
-                <w:rFonts w:ascii="Arial" w:hAnsi="Arial" w:cs="Arial"/>
-                <w:color w:val="000000" w:themeColor="text1"/>
-              </w:rPr>
-              <w:lastRenderedPageBreak/>
-              <w:t>investment (Init. 1) and all supplier commitments (Init. 2)</w:t>
+              <w:t>Authorises all financial transactions per Finance Authorisation Policy; approves $2M cloud investment (Init. 1) and all supplier commitments (Init. 2)</w:t>
             </w:r>
           </w:p>
         </w:tc>
@@ -6969,7 +7090,15 @@
                 <w:rFonts w:ascii="Arial" w:hAnsi="Arial" w:cs="Arial"/>
                 <w:color w:val="000000" w:themeColor="text1"/>
               </w:rPr>
-              <w:t>Regulatory compliance oversight for student data privacy under the Privacy Act 1988</w:t>
+              <w:t xml:space="preserve">Regulatory compliance oversight for student data </w:t>
+            </w:r>
+            <w:r>
+              <w:rPr>
+                <w:rFonts w:ascii="Arial" w:hAnsi="Arial" w:cs="Arial"/>
+                <w:color w:val="000000" w:themeColor="text1"/>
+              </w:rPr>
+              <w:lastRenderedPageBreak/>
+              <w:t>privacy under the Privacy Act 1988</w:t>
             </w:r>
           </w:p>
         </w:tc>
@@ -7424,6 +7553,7 @@
     </w:p>
     <w:p>
       <w:pPr>
+        <w:spacing w:after="160" w:line="278" w:lineRule="auto"/>
         <w:rPr>
           <w:rFonts w:ascii="Arial" w:hAnsi="Arial" w:cs="Arial"/>
           <w:b/>
@@ -7438,6 +7568,26 @@
           <w:bCs/>
           <w:color w:val="000000" w:themeColor="text1"/>
         </w:rPr>
+        <w:br w:type="page"/>
+      </w:r>
+    </w:p>
+    <w:p>
+      <w:pPr>
+        <w:rPr>
+          <w:rFonts w:ascii="Arial" w:hAnsi="Arial" w:cs="Arial"/>
+          <w:b/>
+          <w:bCs/>
+          <w:color w:val="000000" w:themeColor="text1"/>
+        </w:rPr>
+      </w:pPr>
+      <w:r>
+        <w:rPr>
+          <w:rFonts w:ascii="Arial" w:hAnsi="Arial" w:cs="Arial"/>
+          <w:b/>
+          <w:bCs/>
+          <w:color w:val="000000" w:themeColor="text1"/>
+        </w:rPr>
+        <w:lastRenderedPageBreak/>
         <w:t>Establish Process Needs</w:t>
       </w:r>
     </w:p>
@@ -7513,7 +7663,6 @@
                 <w:bCs/>
                 <w:color w:val="000000" w:themeColor="text1"/>
               </w:rPr>
-              <w:lastRenderedPageBreak/>
               <w:t>Role</w:t>
             </w:r>
           </w:p>
@@ -8571,7 +8720,6 @@
           <w:rFonts w:ascii="Arial" w:hAnsi="Arial" w:cs="Arial"/>
           <w:color w:val="000000" w:themeColor="text1"/>
         </w:rPr>
-        <w:lastRenderedPageBreak/>
         <w:t>Noah Jones (Operations Manager) expressed concerns regarding workforce transition, operating cost projections and requested a Workforce Impact Analysis, a B2C Cost Audit, and a Risk Mitigation Plan.</w:t>
       </w:r>
     </w:p>
@@ -9001,7 +9149,7 @@
           <w:rFonts w:ascii="Arial" w:hAnsi="Arial" w:cs="Arial"/>
           <w:color w:val="000000" w:themeColor="text1"/>
         </w:rPr>
-        <w:t xml:space="preserve"> (Sales Team Manager): She was concerned about quality assurance to the more than 550 schools that are current clients. He agreed that the lost margin of $200 per outsourced unit is preferable to losing customers, but it required strict countermeasures. It demanded the design of Service Level Agreements (SLA) for hardware quality control, as </w:t>
+        <w:t xml:space="preserve"> (Sales Team Manager): She was concerned about quality assurance to the more than 550 schools that are current clients. He agreed that the lost margin of $200 per </w:t>
       </w:r>
       <w:r>
         <w:rPr>
@@ -9009,7 +9157,7 @@
           <w:color w:val="000000" w:themeColor="text1"/>
         </w:rPr>
         <w:lastRenderedPageBreak/>
-        <w:t>well as definitive and reliable delivery schedules for the 1,500 tablets that are still backlogged from 2020.</w:t>
+        <w:t>outsourced unit is preferable to losing customers, but it required strict countermeasures. It demanded the design of Service Level Agreements (SLA) for hardware quality control, as well as definitive and reliable delivery schedules for the 1,500 tablets that are still backlogged from 2020.</w:t>
       </w:r>
     </w:p>
     <w:p>

--- a/2026-T3/B2-ICTSAD609-Plan_Monitor/2-Task2/611-Task2-section1.docx
+++ b/2026-T3/B2-ICTSAD609-Plan_Monitor/2-Task2/611-Task2-section1.docx
@@ -4829,6 +4829,22 @@
             </w:pPr>
             <w:r>
               <w:rPr>
+                <w:rFonts w:ascii="Calibri" w:hAnsi="Calibri" w:cs="Calibri"/>
+                <w:color w:val="000000"/>
+                <w:highlight w:val="yellow"/>
+              </w:rPr>
+              <w:t xml:space="preserve">Change added: </w:t>
+            </w:r>
+            <w:r>
+              <w:rPr>
+                <w:rFonts w:ascii="Calibri" w:hAnsi="Calibri" w:cs="Calibri"/>
+                <w:color w:val="000000"/>
+                <w:highlight w:val="yellow"/>
+              </w:rPr>
+              <w:t xml:space="preserve"> </w:t>
+            </w:r>
+            <w:r>
+              <w:rPr>
                 <w:rFonts w:ascii="Arial" w:hAnsi="Arial" w:cs="Arial"/>
                 <w:color w:val="000000" w:themeColor="text1"/>
                 <w:highlight w:val="yellow"/>
@@ -4891,6 +4907,22 @@
                 <w:highlight w:val="yellow"/>
               </w:rPr>
             </w:pPr>
+            <w:r>
+              <w:rPr>
+                <w:rFonts w:ascii="Calibri" w:hAnsi="Calibri" w:cs="Calibri"/>
+                <w:color w:val="000000"/>
+                <w:highlight w:val="yellow"/>
+              </w:rPr>
+              <w:t xml:space="preserve">Change added: </w:t>
+            </w:r>
+            <w:r>
+              <w:rPr>
+                <w:rFonts w:ascii="Calibri" w:hAnsi="Calibri" w:cs="Calibri"/>
+                <w:color w:val="000000"/>
+                <w:highlight w:val="yellow"/>
+              </w:rPr>
+              <w:t xml:space="preserve"> </w:t>
+            </w:r>
             <w:r>
               <w:rPr>
                 <w:rFonts w:ascii="Arial" w:hAnsi="Arial" w:cs="Arial"/>
